--- a/lars/AI ML/Lars_Jansen.docx
+++ b/lars/AI ML/Lars_Jansen.docx
@@ -1375,7 +1375,7 @@
         <w:pStyle w:val="NormalWeb"/>
         <w:numPr>
           <w:ilvl w:val="0"/>
-          <w:numId w:val="2"/>
+          <w:numId w:val="9"/>
         </w:numPr>
         <w:jc w:val="both"/>
         <w:rPr>
@@ -1388,7 +1388,7 @@
           <w:rFonts w:ascii="Arial" w:hAnsi="Arial" w:cs="Arial"/>
           <w:sz w:val="18"/>
         </w:rPr>
-        <w:t xml:space="preserve">I led an end-to-end </w:t>
+        <w:t xml:space="preserve">Led an end-to-end </w:t>
       </w:r>
       <w:proofErr w:type="spellStart"/>
       <w:r>
@@ -1402,48 +1402,25 @@
       <w:proofErr w:type="spellEnd"/>
       <w:r>
         <w:rPr>
-          <w:rStyle w:val="Strong"/>
-          <w:rFonts w:ascii="Arial" w:hAnsi="Arial" w:cs="Arial"/>
-          <w:sz w:val="18"/>
-        </w:rPr>
-        <w:t xml:space="preserve"> product</w:t>
-      </w:r>
-      <w:r>
-        <w:rPr>
-          <w:rFonts w:ascii="Arial" w:hAnsi="Arial" w:cs="Arial"/>
-          <w:sz w:val="18"/>
-        </w:rPr>
-        <w:t xml:space="preserve"> program that connected </w:t>
-      </w:r>
-      <w:r>
-        <w:rPr>
-          <w:rStyle w:val="Strong"/>
-          <w:rFonts w:ascii="Arial" w:hAnsi="Arial" w:cs="Arial"/>
-          <w:sz w:val="18"/>
-        </w:rPr>
-        <w:t>customer interaction</w:t>
-      </w:r>
-      <w:r>
-        <w:rPr>
-          <w:rFonts w:ascii="Arial" w:hAnsi="Arial" w:cs="Arial"/>
-          <w:sz w:val="18"/>
-        </w:rPr>
-        <w:t xml:space="preserve"> journeys to </w:t>
-      </w:r>
-      <w:r>
-        <w:rPr>
-          <w:rStyle w:val="Strong"/>
-          <w:rFonts w:ascii="Arial" w:hAnsi="Arial" w:cs="Arial"/>
-          <w:sz w:val="18"/>
-        </w:rPr>
-        <w:t>LLM agent</w:t>
-      </w:r>
-      <w:r>
-        <w:rPr>
-          <w:rFonts w:ascii="Arial" w:hAnsi="Arial" w:cs="Arial"/>
-          <w:sz w:val="18"/>
-        </w:rPr>
-        <w:t xml:space="preserve"> orchestration using </w:t>
+          <w:rFonts w:ascii="Arial" w:hAnsi="Arial" w:cs="Arial"/>
+          <w:sz w:val="18"/>
+        </w:rPr>
+        <w:t xml:space="preserve"> product program connecting customer interaction journeys to </w:t>
+      </w:r>
+      <w:r>
+        <w:rPr>
+          <w:rStyle w:val="Strong"/>
+          <w:rFonts w:ascii="Arial" w:hAnsi="Arial" w:cs="Arial"/>
+          <w:sz w:val="18"/>
+        </w:rPr>
+        <w:t>LLM</w:t>
+      </w:r>
+      <w:r>
+        <w:rPr>
+          <w:rFonts w:ascii="Arial" w:hAnsi="Arial" w:cs="Arial"/>
+          <w:sz w:val="18"/>
+        </w:rPr>
+        <w:t xml:space="preserve"> agent orchestration using </w:t>
       </w:r>
       <w:proofErr w:type="spellStart"/>
       <w:r>
@@ -1493,7 +1470,52 @@
           <w:rFonts w:ascii="Arial" w:hAnsi="Arial" w:cs="Arial"/>
           <w:sz w:val="18"/>
         </w:rPr>
-        <w:t>, while enforcing security, latency, and multilingual accuracy targets.</w:t>
+        <w:t xml:space="preserve">, while enforcing </w:t>
+      </w:r>
+      <w:r>
+        <w:rPr>
+          <w:rStyle w:val="Strong"/>
+          <w:rFonts w:ascii="Arial" w:hAnsi="Arial" w:cs="Arial"/>
+          <w:sz w:val="18"/>
+        </w:rPr>
+        <w:t>security</w:t>
+      </w:r>
+      <w:r>
+        <w:rPr>
+          <w:rFonts w:ascii="Arial" w:hAnsi="Arial" w:cs="Arial"/>
+          <w:sz w:val="18"/>
+        </w:rPr>
+        <w:t xml:space="preserve">, </w:t>
+      </w:r>
+      <w:r>
+        <w:rPr>
+          <w:rStyle w:val="Strong"/>
+          <w:rFonts w:ascii="Arial" w:hAnsi="Arial" w:cs="Arial"/>
+          <w:sz w:val="18"/>
+        </w:rPr>
+        <w:t>latency</w:t>
+      </w:r>
+      <w:r>
+        <w:rPr>
+          <w:rFonts w:ascii="Arial" w:hAnsi="Arial" w:cs="Arial"/>
+          <w:sz w:val="18"/>
+        </w:rPr>
+        <w:t xml:space="preserve">, and </w:t>
+      </w:r>
+      <w:r>
+        <w:rPr>
+          <w:rStyle w:val="Strong"/>
+          <w:rFonts w:ascii="Arial" w:hAnsi="Arial" w:cs="Arial"/>
+          <w:sz w:val="18"/>
+        </w:rPr>
+        <w:t>multilingual accuracy</w:t>
+      </w:r>
+      <w:r>
+        <w:rPr>
+          <w:rFonts w:ascii="Arial" w:hAnsi="Arial" w:cs="Arial"/>
+          <w:sz w:val="18"/>
+        </w:rPr>
+        <w:t xml:space="preserve"> targets.</w:t>
       </w:r>
     </w:p>
     <w:p>
@@ -1501,7 +1523,7 @@
         <w:pStyle w:val="NormalWeb"/>
         <w:numPr>
           <w:ilvl w:val="0"/>
-          <w:numId w:val="2"/>
+          <w:numId w:val="9"/>
         </w:numPr>
         <w:jc w:val="both"/>
         <w:rPr>
@@ -1514,7 +1536,7 @@
           <w:rFonts w:ascii="Arial" w:hAnsi="Arial" w:cs="Arial"/>
           <w:sz w:val="18"/>
         </w:rPr>
-        <w:t xml:space="preserve">I designed </w:t>
+        <w:t xml:space="preserve">Designed </w:t>
       </w:r>
       <w:proofErr w:type="spellStart"/>
       <w:r>
@@ -1539,7 +1561,52 @@
           <w:rFonts w:ascii="Arial" w:hAnsi="Arial" w:cs="Arial"/>
           <w:sz w:val="18"/>
         </w:rPr>
-        <w:t xml:space="preserve"> with tool-calling, memory, and supervisor routing, then integrated them into an </w:t>
+        <w:t xml:space="preserve"> with </w:t>
+      </w:r>
+      <w:r>
+        <w:rPr>
+          <w:rStyle w:val="Strong"/>
+          <w:rFonts w:ascii="Arial" w:hAnsi="Arial" w:cs="Arial"/>
+          <w:sz w:val="18"/>
+        </w:rPr>
+        <w:t>tool-calling</w:t>
+      </w:r>
+      <w:r>
+        <w:rPr>
+          <w:rFonts w:ascii="Arial" w:hAnsi="Arial" w:cs="Arial"/>
+          <w:sz w:val="18"/>
+        </w:rPr>
+        <w:t xml:space="preserve">, </w:t>
+      </w:r>
+      <w:r>
+        <w:rPr>
+          <w:rStyle w:val="Strong"/>
+          <w:rFonts w:ascii="Arial" w:hAnsi="Arial" w:cs="Arial"/>
+          <w:sz w:val="18"/>
+        </w:rPr>
+        <w:t>memory</w:t>
+      </w:r>
+      <w:r>
+        <w:rPr>
+          <w:rFonts w:ascii="Arial" w:hAnsi="Arial" w:cs="Arial"/>
+          <w:sz w:val="18"/>
+        </w:rPr>
+        <w:t xml:space="preserve">, and </w:t>
+      </w:r>
+      <w:r>
+        <w:rPr>
+          <w:rStyle w:val="Strong"/>
+          <w:rFonts w:ascii="Arial" w:hAnsi="Arial" w:cs="Arial"/>
+          <w:sz w:val="18"/>
+        </w:rPr>
+        <w:t>supervisor routing</w:t>
+      </w:r>
+      <w:r>
+        <w:rPr>
+          <w:rFonts w:ascii="Arial" w:hAnsi="Arial" w:cs="Arial"/>
+          <w:sz w:val="18"/>
+        </w:rPr>
+        <w:t xml:space="preserve">, then integrated them into an </w:t>
       </w:r>
       <w:r>
         <w:rPr>
@@ -1554,7 +1621,37 @@
           <w:rFonts w:ascii="Arial" w:hAnsi="Arial" w:cs="Arial"/>
           <w:sz w:val="18"/>
         </w:rPr>
-        <w:t xml:space="preserve"> deployment that supported multiple foundation models and safe fallbacks for high-risk intents.</w:t>
+        <w:t xml:space="preserve"> deployment supporting multiple </w:t>
+      </w:r>
+      <w:r>
+        <w:rPr>
+          <w:rStyle w:val="Strong"/>
+          <w:rFonts w:ascii="Arial" w:hAnsi="Arial" w:cs="Arial"/>
+          <w:sz w:val="18"/>
+        </w:rPr>
+        <w:t>foundation models</w:t>
+      </w:r>
+      <w:r>
+        <w:rPr>
+          <w:rFonts w:ascii="Arial" w:hAnsi="Arial" w:cs="Arial"/>
+          <w:sz w:val="18"/>
+        </w:rPr>
+        <w:t xml:space="preserve"> and safe </w:t>
+      </w:r>
+      <w:r>
+        <w:rPr>
+          <w:rStyle w:val="Strong"/>
+          <w:rFonts w:ascii="Arial" w:hAnsi="Arial" w:cs="Arial"/>
+          <w:sz w:val="18"/>
+        </w:rPr>
+        <w:t>fallbacks</w:t>
+      </w:r>
+      <w:r>
+        <w:rPr>
+          <w:rFonts w:ascii="Arial" w:hAnsi="Arial" w:cs="Arial"/>
+          <w:sz w:val="18"/>
+        </w:rPr>
+        <w:t xml:space="preserve"> for high-risk intents.</w:t>
       </w:r>
     </w:p>
     <w:p>
@@ -1562,7 +1659,7 @@
         <w:pStyle w:val="NormalWeb"/>
         <w:numPr>
           <w:ilvl w:val="0"/>
-          <w:numId w:val="2"/>
+          <w:numId w:val="9"/>
         </w:numPr>
         <w:jc w:val="both"/>
         <w:rPr>
@@ -1575,7 +1672,7 @@
           <w:rFonts w:ascii="Arial" w:hAnsi="Arial" w:cs="Arial"/>
           <w:sz w:val="18"/>
         </w:rPr>
-        <w:t xml:space="preserve">I built a production-grade </w:t>
+        <w:t xml:space="preserve">Built a production-grade </w:t>
       </w:r>
       <w:r>
         <w:rPr>
@@ -1630,7 +1727,45 @@
           <w:rFonts w:ascii="Arial" w:hAnsi="Arial" w:cs="Arial"/>
           <w:sz w:val="18"/>
         </w:rPr>
-        <w:t xml:space="preserve"> hybrid retrieval, and query rewriting, which improved answer </w:t>
+        <w:t xml:space="preserve"> </w:t>
+      </w:r>
+      <w:r>
+        <w:rPr>
+          <w:rStyle w:val="Strong"/>
+          <w:rFonts w:ascii="Arial" w:hAnsi="Arial" w:cs="Arial"/>
+          <w:sz w:val="18"/>
+        </w:rPr>
+        <w:t>hybrid retrieval</w:t>
+      </w:r>
+      <w:r>
+        <w:rPr>
+          <w:rFonts w:ascii="Arial" w:hAnsi="Arial" w:cs="Arial"/>
+          <w:sz w:val="18"/>
+        </w:rPr>
+        <w:t xml:space="preserve">, and </w:t>
+      </w:r>
+      <w:r>
+        <w:rPr>
+          <w:rStyle w:val="Strong"/>
+          <w:rFonts w:ascii="Arial" w:hAnsi="Arial" w:cs="Arial"/>
+          <w:sz w:val="18"/>
+        </w:rPr>
+        <w:t>query rewriting</w:t>
+      </w:r>
+      <w:r>
+        <w:rPr>
+          <w:rFonts w:ascii="Arial" w:hAnsi="Arial" w:cs="Arial"/>
+          <w:sz w:val="18"/>
+        </w:rPr>
+        <w:t xml:space="preserve">, improving </w:t>
+      </w:r>
+      <w:r>
+        <w:rPr>
+          <w:rStyle w:val="Strong"/>
+          <w:rFonts w:ascii="Arial" w:hAnsi="Arial" w:cs="Arial"/>
+          <w:sz w:val="18"/>
+        </w:rPr>
+        <w:t xml:space="preserve">answer </w:t>
       </w:r>
       <w:proofErr w:type="spellStart"/>
       <w:r>
@@ -1647,7 +1782,22 @@
           <w:rFonts w:ascii="Arial" w:hAnsi="Arial" w:cs="Arial"/>
           <w:sz w:val="18"/>
         </w:rPr>
-        <w:t xml:space="preserve"> and reduced hallucinations in policy and claims content.</w:t>
+        <w:t xml:space="preserve"> and reducing </w:t>
+      </w:r>
+      <w:r>
+        <w:rPr>
+          <w:rStyle w:val="Strong"/>
+          <w:rFonts w:ascii="Arial" w:hAnsi="Arial" w:cs="Arial"/>
+          <w:sz w:val="18"/>
+        </w:rPr>
+        <w:t>hallucinations</w:t>
+      </w:r>
+      <w:r>
+        <w:rPr>
+          <w:rFonts w:ascii="Arial" w:hAnsi="Arial" w:cs="Arial"/>
+          <w:sz w:val="18"/>
+        </w:rPr>
+        <w:t xml:space="preserve"> in policy and claims content.</w:t>
       </w:r>
     </w:p>
     <w:p>
@@ -1655,7 +1805,7 @@
         <w:pStyle w:val="NormalWeb"/>
         <w:numPr>
           <w:ilvl w:val="0"/>
-          <w:numId w:val="2"/>
+          <w:numId w:val="9"/>
         </w:numPr>
         <w:jc w:val="both"/>
         <w:rPr>
@@ -1668,11 +1818,57 @@
           <w:rFonts w:ascii="Arial" w:hAnsi="Arial" w:cs="Arial"/>
           <w:sz w:val="18"/>
         </w:rPr>
-        <w:t xml:space="preserve">I fixed a critical bug where retrieval returned stale documents after re-indexing by adding deterministic document versioning, cache-busting keys in </w:t>
+        <w:t xml:space="preserve">Fixed a critical bug where retrieval returned </w:t>
+      </w:r>
+      <w:r>
+        <w:rPr>
+          <w:rStyle w:val="Strong"/>
+          <w:rFonts w:ascii="Arial" w:hAnsi="Arial" w:cs="Arial"/>
+          <w:sz w:val="18"/>
+        </w:rPr>
+        <w:t>stale documents</w:t>
+      </w:r>
+      <w:r>
+        <w:rPr>
+          <w:rFonts w:ascii="Arial" w:hAnsi="Arial" w:cs="Arial"/>
+          <w:sz w:val="18"/>
+        </w:rPr>
+        <w:t xml:space="preserve"> after re-indexing by adding deterministic </w:t>
+      </w:r>
+      <w:r>
+        <w:rPr>
+          <w:rStyle w:val="Strong"/>
+          <w:rFonts w:ascii="Arial" w:hAnsi="Arial" w:cs="Arial"/>
+          <w:sz w:val="18"/>
+        </w:rPr>
+        <w:t>document versioning</w:t>
+      </w:r>
+      <w:r>
+        <w:rPr>
+          <w:rFonts w:ascii="Arial" w:hAnsi="Arial" w:cs="Arial"/>
+          <w:sz w:val="18"/>
+        </w:rPr>
+        <w:t xml:space="preserve">, </w:t>
+      </w:r>
+      <w:r>
+        <w:rPr>
+          <w:rStyle w:val="Strong"/>
+          <w:rFonts w:ascii="Arial" w:hAnsi="Arial" w:cs="Arial"/>
+          <w:sz w:val="18"/>
+        </w:rPr>
+        <w:t>cache-busting keys</w:t>
+      </w:r>
+      <w:r>
+        <w:rPr>
+          <w:rFonts w:ascii="Arial" w:hAnsi="Arial" w:cs="Arial"/>
+          <w:sz w:val="18"/>
+        </w:rPr>
+        <w:t xml:space="preserve"> in </w:t>
       </w:r>
       <w:proofErr w:type="spellStart"/>
       <w:r>
         <w:rPr>
+          <w:rStyle w:val="Strong"/>
           <w:rFonts w:ascii="Arial" w:hAnsi="Arial" w:cs="Arial"/>
           <w:sz w:val="18"/>
         </w:rPr>
@@ -1684,7 +1880,22 @@
           <w:rFonts w:ascii="Arial" w:hAnsi="Arial" w:cs="Arial"/>
           <w:sz w:val="18"/>
         </w:rPr>
-        <w:t xml:space="preserve">, and an ingestion watermark stored in </w:t>
+        <w:t xml:space="preserve">, and an ingestion </w:t>
+      </w:r>
+      <w:r>
+        <w:rPr>
+          <w:rStyle w:val="Strong"/>
+          <w:rFonts w:ascii="Arial" w:hAnsi="Arial" w:cs="Arial"/>
+          <w:sz w:val="18"/>
+        </w:rPr>
+        <w:t>watermark</w:t>
+      </w:r>
+      <w:r>
+        <w:rPr>
+          <w:rFonts w:ascii="Arial" w:hAnsi="Arial" w:cs="Arial"/>
+          <w:sz w:val="18"/>
+        </w:rPr>
+        <w:t xml:space="preserve"> stored in </w:t>
       </w:r>
       <w:proofErr w:type="spellStart"/>
       <w:r>
@@ -1709,7 +1920,7 @@
         <w:pStyle w:val="NormalWeb"/>
         <w:numPr>
           <w:ilvl w:val="0"/>
-          <w:numId w:val="2"/>
+          <w:numId w:val="9"/>
         </w:numPr>
         <w:jc w:val="both"/>
         <w:rPr>
@@ -1722,7 +1933,52 @@
           <w:rFonts w:ascii="Arial" w:hAnsi="Arial" w:cs="Arial"/>
           <w:sz w:val="18"/>
         </w:rPr>
-        <w:t>I resolved a high-severity incident where the agent looped indefinitely on tool errors by adding bounded retries, circuit breakers, and an explicit “stop reason” contract across tools and the orchestration runtime.</w:t>
+        <w:t xml:space="preserve">Resolved a high-severity incident where the agent looped indefinitely on tool errors by adding </w:t>
+      </w:r>
+      <w:r>
+        <w:rPr>
+          <w:rStyle w:val="Strong"/>
+          <w:rFonts w:ascii="Arial" w:hAnsi="Arial" w:cs="Arial"/>
+          <w:sz w:val="18"/>
+        </w:rPr>
+        <w:t>bounded retries</w:t>
+      </w:r>
+      <w:r>
+        <w:rPr>
+          <w:rFonts w:ascii="Arial" w:hAnsi="Arial" w:cs="Arial"/>
+          <w:sz w:val="18"/>
+        </w:rPr>
+        <w:t xml:space="preserve">, </w:t>
+      </w:r>
+      <w:r>
+        <w:rPr>
+          <w:rStyle w:val="Strong"/>
+          <w:rFonts w:ascii="Arial" w:hAnsi="Arial" w:cs="Arial"/>
+          <w:sz w:val="18"/>
+        </w:rPr>
+        <w:t>circuit breakers</w:t>
+      </w:r>
+      <w:r>
+        <w:rPr>
+          <w:rFonts w:ascii="Arial" w:hAnsi="Arial" w:cs="Arial"/>
+          <w:sz w:val="18"/>
+        </w:rPr>
+        <w:t xml:space="preserve">, and an explicit </w:t>
+      </w:r>
+      <w:r>
+        <w:rPr>
+          <w:rStyle w:val="Strong"/>
+          <w:rFonts w:ascii="Arial" w:hAnsi="Arial" w:cs="Arial"/>
+          <w:sz w:val="18"/>
+        </w:rPr>
+        <w:t>“stop reason” contract</w:t>
+      </w:r>
+      <w:r>
+        <w:rPr>
+          <w:rFonts w:ascii="Arial" w:hAnsi="Arial" w:cs="Arial"/>
+          <w:sz w:val="18"/>
+        </w:rPr>
+        <w:t xml:space="preserve"> across tools and the orchestration runtime.</w:t>
       </w:r>
     </w:p>
     <w:p>
@@ -1730,7 +1986,7 @@
         <w:pStyle w:val="NormalWeb"/>
         <w:numPr>
           <w:ilvl w:val="0"/>
-          <w:numId w:val="2"/>
+          <w:numId w:val="9"/>
         </w:numPr>
         <w:jc w:val="both"/>
         <w:rPr>
@@ -1743,7 +1999,7 @@
           <w:rFonts w:ascii="Arial" w:hAnsi="Arial" w:cs="Arial"/>
           <w:sz w:val="18"/>
         </w:rPr>
-        <w:t xml:space="preserve">I implemented </w:t>
+        <w:t xml:space="preserve">Implemented </w:t>
       </w:r>
       <w:r>
         <w:rPr>
@@ -1758,7 +2014,97 @@
           <w:rFonts w:ascii="Arial" w:hAnsi="Arial" w:cs="Arial"/>
           <w:sz w:val="18"/>
         </w:rPr>
-        <w:t xml:space="preserve"> using structured output validation, PII redaction, prompt injection detection, and policy-based deny lists, ensuring responses met privacy and compliance expectations for regulated insurance data.</w:t>
+        <w:t xml:space="preserve"> using structured </w:t>
+      </w:r>
+      <w:r>
+        <w:rPr>
+          <w:rStyle w:val="Strong"/>
+          <w:rFonts w:ascii="Arial" w:hAnsi="Arial" w:cs="Arial"/>
+          <w:sz w:val="18"/>
+        </w:rPr>
+        <w:t>output validation</w:t>
+      </w:r>
+      <w:r>
+        <w:rPr>
+          <w:rFonts w:ascii="Arial" w:hAnsi="Arial" w:cs="Arial"/>
+          <w:sz w:val="18"/>
+        </w:rPr>
+        <w:t xml:space="preserve">, </w:t>
+      </w:r>
+      <w:r>
+        <w:rPr>
+          <w:rStyle w:val="Strong"/>
+          <w:rFonts w:ascii="Arial" w:hAnsi="Arial" w:cs="Arial"/>
+          <w:sz w:val="18"/>
+        </w:rPr>
+        <w:t>PII redaction</w:t>
+      </w:r>
+      <w:r>
+        <w:rPr>
+          <w:rFonts w:ascii="Arial" w:hAnsi="Arial" w:cs="Arial"/>
+          <w:sz w:val="18"/>
+        </w:rPr>
+        <w:t xml:space="preserve">, </w:t>
+      </w:r>
+      <w:r>
+        <w:rPr>
+          <w:rStyle w:val="Strong"/>
+          <w:rFonts w:ascii="Arial" w:hAnsi="Arial" w:cs="Arial"/>
+          <w:sz w:val="18"/>
+        </w:rPr>
+        <w:t>prompt injection detection</w:t>
+      </w:r>
+      <w:r>
+        <w:rPr>
+          <w:rFonts w:ascii="Arial" w:hAnsi="Arial" w:cs="Arial"/>
+          <w:sz w:val="18"/>
+        </w:rPr>
+        <w:t xml:space="preserve">, and policy-based </w:t>
+      </w:r>
+      <w:r>
+        <w:rPr>
+          <w:rStyle w:val="Strong"/>
+          <w:rFonts w:ascii="Arial" w:hAnsi="Arial" w:cs="Arial"/>
+          <w:sz w:val="18"/>
+        </w:rPr>
+        <w:t>deny lists</w:t>
+      </w:r>
+      <w:r>
+        <w:rPr>
+          <w:rFonts w:ascii="Arial" w:hAnsi="Arial" w:cs="Arial"/>
+          <w:sz w:val="18"/>
+        </w:rPr>
+        <w:t xml:space="preserve">, ensuring responses met </w:t>
+      </w:r>
+      <w:r>
+        <w:rPr>
+          <w:rStyle w:val="Strong"/>
+          <w:rFonts w:ascii="Arial" w:hAnsi="Arial" w:cs="Arial"/>
+          <w:sz w:val="18"/>
+        </w:rPr>
+        <w:t>privacy</w:t>
+      </w:r>
+      <w:r>
+        <w:rPr>
+          <w:rFonts w:ascii="Arial" w:hAnsi="Arial" w:cs="Arial"/>
+          <w:sz w:val="18"/>
+        </w:rPr>
+        <w:t xml:space="preserve"> and </w:t>
+      </w:r>
+      <w:r>
+        <w:rPr>
+          <w:rStyle w:val="Strong"/>
+          <w:rFonts w:ascii="Arial" w:hAnsi="Arial" w:cs="Arial"/>
+          <w:sz w:val="18"/>
+        </w:rPr>
+        <w:t>compliance</w:t>
+      </w:r>
+      <w:r>
+        <w:rPr>
+          <w:rFonts w:ascii="Arial" w:hAnsi="Arial" w:cs="Arial"/>
+          <w:sz w:val="18"/>
+        </w:rPr>
+        <w:t xml:space="preserve"> expectations for regulated insurance data.</w:t>
       </w:r>
     </w:p>
     <w:p>
@@ -1766,7 +2112,7 @@
         <w:pStyle w:val="NormalWeb"/>
         <w:numPr>
           <w:ilvl w:val="0"/>
-          <w:numId w:val="2"/>
+          <w:numId w:val="9"/>
         </w:numPr>
         <w:jc w:val="both"/>
         <w:rPr>
@@ -1779,7 +2125,22 @@
           <w:rFonts w:ascii="Arial" w:hAnsi="Arial" w:cs="Arial"/>
           <w:sz w:val="18"/>
         </w:rPr>
-        <w:t xml:space="preserve">I created an evaluation harness with </w:t>
+        <w:t xml:space="preserve">Created an </w:t>
+      </w:r>
+      <w:r>
+        <w:rPr>
+          <w:rStyle w:val="Strong"/>
+          <w:rFonts w:ascii="Arial" w:hAnsi="Arial" w:cs="Arial"/>
+          <w:sz w:val="18"/>
+        </w:rPr>
+        <w:t>evaluation harness</w:t>
+      </w:r>
+      <w:r>
+        <w:rPr>
+          <w:rFonts w:ascii="Arial" w:hAnsi="Arial" w:cs="Arial"/>
+          <w:sz w:val="18"/>
+        </w:rPr>
+        <w:t xml:space="preserve"> with </w:t>
       </w:r>
       <w:proofErr w:type="spellStart"/>
       <w:r>
@@ -1829,7 +2190,52 @@
           <w:rFonts w:ascii="Arial" w:hAnsi="Arial" w:cs="Arial"/>
           <w:sz w:val="18"/>
         </w:rPr>
-        <w:t>, and rubric-based graders, then shipped automated regression gates that blocked releases when factuality or toxicity metrics drifted.</w:t>
+        <w:t xml:space="preserve">, and rubric-based graders, then shipped automated </w:t>
+      </w:r>
+      <w:r>
+        <w:rPr>
+          <w:rStyle w:val="Strong"/>
+          <w:rFonts w:ascii="Arial" w:hAnsi="Arial" w:cs="Arial"/>
+          <w:sz w:val="18"/>
+        </w:rPr>
+        <w:t>regression gates</w:t>
+      </w:r>
+      <w:r>
+        <w:rPr>
+          <w:rFonts w:ascii="Arial" w:hAnsi="Arial" w:cs="Arial"/>
+          <w:sz w:val="18"/>
+        </w:rPr>
+        <w:t xml:space="preserve"> that blocked releases when </w:t>
+      </w:r>
+      <w:r>
+        <w:rPr>
+          <w:rStyle w:val="Strong"/>
+          <w:rFonts w:ascii="Arial" w:hAnsi="Arial" w:cs="Arial"/>
+          <w:sz w:val="18"/>
+        </w:rPr>
+        <w:t>factuality</w:t>
+      </w:r>
+      <w:r>
+        <w:rPr>
+          <w:rFonts w:ascii="Arial" w:hAnsi="Arial" w:cs="Arial"/>
+          <w:sz w:val="18"/>
+        </w:rPr>
+        <w:t xml:space="preserve"> or </w:t>
+      </w:r>
+      <w:r>
+        <w:rPr>
+          <w:rStyle w:val="Strong"/>
+          <w:rFonts w:ascii="Arial" w:hAnsi="Arial" w:cs="Arial"/>
+          <w:sz w:val="18"/>
+        </w:rPr>
+        <w:t>toxicity</w:t>
+      </w:r>
+      <w:r>
+        <w:rPr>
+          <w:rFonts w:ascii="Arial" w:hAnsi="Arial" w:cs="Arial"/>
+          <w:sz w:val="18"/>
+        </w:rPr>
+        <w:t xml:space="preserve"> metrics drifted.</w:t>
       </w:r>
     </w:p>
     <w:p>
@@ -1837,7 +2243,7 @@
         <w:pStyle w:val="NormalWeb"/>
         <w:numPr>
           <w:ilvl w:val="0"/>
-          <w:numId w:val="2"/>
+          <w:numId w:val="9"/>
         </w:numPr>
         <w:jc w:val="both"/>
         <w:rPr>
@@ -1850,7 +2256,7 @@
           <w:rFonts w:ascii="Arial" w:hAnsi="Arial" w:cs="Arial"/>
           <w:sz w:val="18"/>
         </w:rPr>
-        <w:t xml:space="preserve">I upgraded a legacy prompt-only </w:t>
+        <w:t xml:space="preserve">Upgraded a legacy prompt-only </w:t>
       </w:r>
       <w:proofErr w:type="spellStart"/>
       <w:r>
@@ -1866,7 +2272,82 @@
           <w:rFonts w:ascii="Arial" w:hAnsi="Arial" w:cs="Arial"/>
           <w:sz w:val="18"/>
         </w:rPr>
-        <w:t xml:space="preserve"> into an agent-driven architecture by introducing function calling, retrieval, and a typed message schema, which reduced support escalations and enabled consistent audit logging.</w:t>
+        <w:t xml:space="preserve"> into an </w:t>
+      </w:r>
+      <w:r>
+        <w:rPr>
+          <w:rStyle w:val="Strong"/>
+          <w:rFonts w:ascii="Arial" w:hAnsi="Arial" w:cs="Arial"/>
+          <w:sz w:val="18"/>
+        </w:rPr>
+        <w:t>agent-driven architecture</w:t>
+      </w:r>
+      <w:r>
+        <w:rPr>
+          <w:rFonts w:ascii="Arial" w:hAnsi="Arial" w:cs="Arial"/>
+          <w:sz w:val="18"/>
+        </w:rPr>
+        <w:t xml:space="preserve"> by introducing </w:t>
+      </w:r>
+      <w:r>
+        <w:rPr>
+          <w:rStyle w:val="Strong"/>
+          <w:rFonts w:ascii="Arial" w:hAnsi="Arial" w:cs="Arial"/>
+          <w:sz w:val="18"/>
+        </w:rPr>
+        <w:t>function calling</w:t>
+      </w:r>
+      <w:r>
+        <w:rPr>
+          <w:rFonts w:ascii="Arial" w:hAnsi="Arial" w:cs="Arial"/>
+          <w:sz w:val="18"/>
+        </w:rPr>
+        <w:t xml:space="preserve">, </w:t>
+      </w:r>
+      <w:r>
+        <w:rPr>
+          <w:rStyle w:val="Strong"/>
+          <w:rFonts w:ascii="Arial" w:hAnsi="Arial" w:cs="Arial"/>
+          <w:sz w:val="18"/>
+        </w:rPr>
+        <w:t>retrieval</w:t>
+      </w:r>
+      <w:r>
+        <w:rPr>
+          <w:rFonts w:ascii="Arial" w:hAnsi="Arial" w:cs="Arial"/>
+          <w:sz w:val="18"/>
+        </w:rPr>
+        <w:t xml:space="preserve">, and a typed </w:t>
+      </w:r>
+      <w:r>
+        <w:rPr>
+          <w:rStyle w:val="Strong"/>
+          <w:rFonts w:ascii="Arial" w:hAnsi="Arial" w:cs="Arial"/>
+          <w:sz w:val="18"/>
+        </w:rPr>
+        <w:t>message schema</w:t>
+      </w:r>
+      <w:r>
+        <w:rPr>
+          <w:rFonts w:ascii="Arial" w:hAnsi="Arial" w:cs="Arial"/>
+          <w:sz w:val="18"/>
+        </w:rPr>
+        <w:t xml:space="preserve">, reducing support escalations and enabling consistent </w:t>
+      </w:r>
+      <w:r>
+        <w:rPr>
+          <w:rStyle w:val="Strong"/>
+          <w:rFonts w:ascii="Arial" w:hAnsi="Arial" w:cs="Arial"/>
+          <w:sz w:val="18"/>
+        </w:rPr>
+        <w:t>audit logging</w:t>
+      </w:r>
+      <w:r>
+        <w:rPr>
+          <w:rFonts w:ascii="Arial" w:hAnsi="Arial" w:cs="Arial"/>
+          <w:sz w:val="18"/>
+        </w:rPr>
+        <w:t>.</w:t>
       </w:r>
     </w:p>
     <w:p>
@@ -1874,7 +2355,7 @@
         <w:pStyle w:val="NormalWeb"/>
         <w:numPr>
           <w:ilvl w:val="0"/>
-          <w:numId w:val="2"/>
+          <w:numId w:val="9"/>
         </w:numPr>
         <w:jc w:val="both"/>
         <w:rPr>
@@ -1887,7 +2368,22 @@
           <w:rFonts w:ascii="Arial" w:hAnsi="Arial" w:cs="Arial"/>
           <w:sz w:val="18"/>
         </w:rPr>
-        <w:t xml:space="preserve">I built real-time inference APIs using </w:t>
+        <w:t xml:space="preserve">Built real-time </w:t>
+      </w:r>
+      <w:r>
+        <w:rPr>
+          <w:rStyle w:val="Strong"/>
+          <w:rFonts w:ascii="Arial" w:hAnsi="Arial" w:cs="Arial"/>
+          <w:sz w:val="18"/>
+        </w:rPr>
+        <w:t>inference APIs</w:t>
+      </w:r>
+      <w:r>
+        <w:rPr>
+          <w:rFonts w:ascii="Arial" w:hAnsi="Arial" w:cs="Arial"/>
+          <w:sz w:val="18"/>
+        </w:rPr>
+        <w:t xml:space="preserve"> using </w:t>
       </w:r>
       <w:r>
         <w:rPr>
@@ -1932,6 +2428,7 @@
       <w:proofErr w:type="spellStart"/>
       <w:r>
         <w:rPr>
+          <w:rStyle w:val="Strong"/>
           <w:rFonts w:ascii="Arial" w:hAnsi="Arial" w:cs="Arial"/>
           <w:sz w:val="18"/>
         </w:rPr>
@@ -1940,10 +2437,18 @@
       <w:proofErr w:type="spellEnd"/>
       <w:r>
         <w:rPr>
-          <w:rFonts w:ascii="Arial" w:hAnsi="Arial" w:cs="Arial"/>
-          <w:sz w:val="18"/>
-        </w:rPr>
-        <w:t xml:space="preserve"> streaming, then fronted them with </w:t>
+          <w:rStyle w:val="Strong"/>
+          <w:rFonts w:ascii="Arial" w:hAnsi="Arial" w:cs="Arial"/>
+          <w:sz w:val="18"/>
+        </w:rPr>
+        <w:t xml:space="preserve"> streaming</w:t>
+      </w:r>
+      <w:r>
+        <w:rPr>
+          <w:rFonts w:ascii="Arial" w:hAnsi="Arial" w:cs="Arial"/>
+          <w:sz w:val="18"/>
+        </w:rPr>
+        <w:t xml:space="preserve">, then fronted them with </w:t>
       </w:r>
       <w:r>
         <w:rPr>
@@ -1981,7 +2486,7 @@
         <w:pStyle w:val="NormalWeb"/>
         <w:numPr>
           <w:ilvl w:val="0"/>
-          <w:numId w:val="2"/>
+          <w:numId w:val="9"/>
         </w:numPr>
         <w:jc w:val="both"/>
         <w:rPr>
@@ -1994,7 +2499,82 @@
           <w:rFonts w:ascii="Arial" w:hAnsi="Arial" w:cs="Arial"/>
           <w:sz w:val="18"/>
         </w:rPr>
-        <w:t xml:space="preserve">I addressed a critical concurrency bug where token refresh caused cross-tenant response leakage by enforcing tenant-scoped IAM roles, request signing, and per-tenant encryption contexts in </w:t>
+        <w:t xml:space="preserve">Addressed a critical </w:t>
+      </w:r>
+      <w:r>
+        <w:rPr>
+          <w:rStyle w:val="Strong"/>
+          <w:rFonts w:ascii="Arial" w:hAnsi="Arial" w:cs="Arial"/>
+          <w:sz w:val="18"/>
+        </w:rPr>
+        <w:t>concurrency bug</w:t>
+      </w:r>
+      <w:r>
+        <w:rPr>
+          <w:rFonts w:ascii="Arial" w:hAnsi="Arial" w:cs="Arial"/>
+          <w:sz w:val="18"/>
+        </w:rPr>
+        <w:t xml:space="preserve"> where token refresh caused </w:t>
+      </w:r>
+      <w:r>
+        <w:rPr>
+          <w:rStyle w:val="Strong"/>
+          <w:rFonts w:ascii="Arial" w:hAnsi="Arial" w:cs="Arial"/>
+          <w:sz w:val="18"/>
+        </w:rPr>
+        <w:t>cross-tenant response leakage</w:t>
+      </w:r>
+      <w:r>
+        <w:rPr>
+          <w:rFonts w:ascii="Arial" w:hAnsi="Arial" w:cs="Arial"/>
+          <w:sz w:val="18"/>
+        </w:rPr>
+        <w:t xml:space="preserve"> by enforcing tenant-scoped </w:t>
+      </w:r>
+      <w:r>
+        <w:rPr>
+          <w:rStyle w:val="Strong"/>
+          <w:rFonts w:ascii="Arial" w:hAnsi="Arial" w:cs="Arial"/>
+          <w:sz w:val="18"/>
+        </w:rPr>
+        <w:t>IAM roles</w:t>
+      </w:r>
+      <w:r>
+        <w:rPr>
+          <w:rFonts w:ascii="Arial" w:hAnsi="Arial" w:cs="Arial"/>
+          <w:sz w:val="18"/>
+        </w:rPr>
+        <w:t xml:space="preserve">, </w:t>
+      </w:r>
+      <w:r>
+        <w:rPr>
+          <w:rStyle w:val="Strong"/>
+          <w:rFonts w:ascii="Arial" w:hAnsi="Arial" w:cs="Arial"/>
+          <w:sz w:val="18"/>
+        </w:rPr>
+        <w:t>request signing</w:t>
+      </w:r>
+      <w:r>
+        <w:rPr>
+          <w:rFonts w:ascii="Arial" w:hAnsi="Arial" w:cs="Arial"/>
+          <w:sz w:val="18"/>
+        </w:rPr>
+        <w:t xml:space="preserve">, and per-tenant </w:t>
+      </w:r>
+      <w:r>
+        <w:rPr>
+          <w:rStyle w:val="Strong"/>
+          <w:rFonts w:ascii="Arial" w:hAnsi="Arial" w:cs="Arial"/>
+          <w:sz w:val="18"/>
+        </w:rPr>
+        <w:t>encryption contexts</w:t>
+      </w:r>
+      <w:r>
+        <w:rPr>
+          <w:rFonts w:ascii="Arial" w:hAnsi="Arial" w:cs="Arial"/>
+          <w:sz w:val="18"/>
+        </w:rPr>
+        <w:t xml:space="preserve"> in </w:t>
       </w:r>
       <w:r>
         <w:rPr>
@@ -2017,7 +2597,7 @@
         <w:pStyle w:val="NormalWeb"/>
         <w:numPr>
           <w:ilvl w:val="0"/>
-          <w:numId w:val="2"/>
+          <w:numId w:val="9"/>
         </w:numPr>
         <w:jc w:val="both"/>
         <w:rPr>
@@ -2030,7 +2610,22 @@
           <w:rFonts w:ascii="Arial" w:hAnsi="Arial" w:cs="Arial"/>
           <w:sz w:val="18"/>
         </w:rPr>
-        <w:t xml:space="preserve">I improved system reliability by adding </w:t>
+        <w:t xml:space="preserve">Improved system </w:t>
+      </w:r>
+      <w:r>
+        <w:rPr>
+          <w:rStyle w:val="Strong"/>
+          <w:rFonts w:ascii="Arial" w:hAnsi="Arial" w:cs="Arial"/>
+          <w:sz w:val="18"/>
+        </w:rPr>
+        <w:t>reliability</w:t>
+      </w:r>
+      <w:r>
+        <w:rPr>
+          <w:rFonts w:ascii="Arial" w:hAnsi="Arial" w:cs="Arial"/>
+          <w:sz w:val="18"/>
+        </w:rPr>
+        <w:t xml:space="preserve"> by adding </w:t>
       </w:r>
       <w:proofErr w:type="spellStart"/>
       <w:r>
@@ -2044,10 +2639,18 @@
       <w:proofErr w:type="spellEnd"/>
       <w:r>
         <w:rPr>
-          <w:rFonts w:ascii="Arial" w:hAnsi="Arial" w:cs="Arial"/>
-          <w:sz w:val="18"/>
-        </w:rPr>
-        <w:t xml:space="preserve"> traces, </w:t>
+          <w:rStyle w:val="Strong"/>
+          <w:rFonts w:ascii="Arial" w:hAnsi="Arial" w:cs="Arial"/>
+          <w:sz w:val="18"/>
+        </w:rPr>
+        <w:t xml:space="preserve"> traces</w:t>
+      </w:r>
+      <w:r>
+        <w:rPr>
+          <w:rFonts w:ascii="Arial" w:hAnsi="Arial" w:cs="Arial"/>
+          <w:sz w:val="18"/>
+        </w:rPr>
+        <w:t xml:space="preserve">, </w:t>
       </w:r>
       <w:proofErr w:type="spellStart"/>
       <w:r>
@@ -2061,14 +2664,23 @@
       <w:proofErr w:type="spellEnd"/>
       <w:r>
         <w:rPr>
-          <w:rFonts w:ascii="Arial" w:hAnsi="Arial" w:cs="Arial"/>
-          <w:sz w:val="18"/>
-        </w:rPr>
-        <w:t xml:space="preserve"> metrics, and </w:t>
+          <w:rStyle w:val="Strong"/>
+          <w:rFonts w:ascii="Arial" w:hAnsi="Arial" w:cs="Arial"/>
+          <w:sz w:val="18"/>
+        </w:rPr>
+        <w:t xml:space="preserve"> metrics</w:t>
+      </w:r>
+      <w:r>
+        <w:rPr>
+          <w:rFonts w:ascii="Arial" w:hAnsi="Arial" w:cs="Arial"/>
+          <w:sz w:val="18"/>
+        </w:rPr>
+        <w:t xml:space="preserve">, and </w:t>
       </w:r>
       <w:proofErr w:type="spellStart"/>
       <w:r>
         <w:rPr>
+          <w:rStyle w:val="Strong"/>
           <w:rFonts w:ascii="Arial" w:hAnsi="Arial" w:cs="Arial"/>
           <w:sz w:val="18"/>
         </w:rPr>
@@ -2077,10 +2689,33 @@
       <w:proofErr w:type="spellEnd"/>
       <w:r>
         <w:rPr>
-          <w:rFonts w:ascii="Arial" w:hAnsi="Arial" w:cs="Arial"/>
-          <w:sz w:val="18"/>
-        </w:rPr>
-        <w:t xml:space="preserve"> dashboards, which reduced mean time to detect from ~25 minutes to ~7 minutes during production spikes.</w:t>
+          <w:rStyle w:val="Strong"/>
+          <w:rFonts w:ascii="Arial" w:hAnsi="Arial" w:cs="Arial"/>
+          <w:sz w:val="18"/>
+        </w:rPr>
+        <w:t xml:space="preserve"> dashboards</w:t>
+      </w:r>
+      <w:r>
+        <w:rPr>
+          <w:rFonts w:ascii="Arial" w:hAnsi="Arial" w:cs="Arial"/>
+          <w:sz w:val="18"/>
+        </w:rPr>
+        <w:t xml:space="preserve">, reducing </w:t>
+      </w:r>
+      <w:r>
+        <w:rPr>
+          <w:rStyle w:val="Strong"/>
+          <w:rFonts w:ascii="Arial" w:hAnsi="Arial" w:cs="Arial"/>
+          <w:sz w:val="18"/>
+        </w:rPr>
+        <w:t>mean time to detect</w:t>
+      </w:r>
+      <w:r>
+        <w:rPr>
+          <w:rFonts w:ascii="Arial" w:hAnsi="Arial" w:cs="Arial"/>
+          <w:sz w:val="18"/>
+        </w:rPr>
+        <w:t xml:space="preserve"> from ~25 minutes to ~7 minutes during production spikes.</w:t>
       </w:r>
     </w:p>
     <w:p>
@@ -2088,7 +2723,7 @@
         <w:pStyle w:val="NormalWeb"/>
         <w:numPr>
           <w:ilvl w:val="0"/>
-          <w:numId w:val="2"/>
+          <w:numId w:val="9"/>
         </w:numPr>
         <w:jc w:val="both"/>
         <w:rPr>
@@ -2101,7 +2736,7 @@
           <w:rFonts w:ascii="Arial" w:hAnsi="Arial" w:cs="Arial"/>
           <w:sz w:val="18"/>
         </w:rPr>
-        <w:t xml:space="preserve">I introduced a new feature for </w:t>
+        <w:t xml:space="preserve">Introduced a new feature for </w:t>
       </w:r>
       <w:proofErr w:type="spellStart"/>
       <w:r>
@@ -2119,14 +2754,74 @@
           <w:rFonts w:ascii="Arial" w:hAnsi="Arial" w:cs="Arial"/>
           <w:sz w:val="18"/>
         </w:rPr>
-        <w:t>-powered Contact Center</w:t>
-      </w:r>
-      <w:r>
-        <w:rPr>
-          <w:rFonts w:ascii="Arial" w:hAnsi="Arial" w:cs="Arial"/>
-          <w:sz w:val="18"/>
-        </w:rPr>
-        <w:t xml:space="preserve"> summarization with streaming transcripts and confidence scoring, enabling agents to see citations, missing-data warnings, and recommended next actions.</w:t>
+        <w:t>-powered Contact Center summarization</w:t>
+      </w:r>
+      <w:r>
+        <w:rPr>
+          <w:rFonts w:ascii="Arial" w:hAnsi="Arial" w:cs="Arial"/>
+          <w:sz w:val="18"/>
+        </w:rPr>
+        <w:t xml:space="preserve"> with streaming transcripts and </w:t>
+      </w:r>
+      <w:r>
+        <w:rPr>
+          <w:rStyle w:val="Strong"/>
+          <w:rFonts w:ascii="Arial" w:hAnsi="Arial" w:cs="Arial"/>
+          <w:sz w:val="18"/>
+        </w:rPr>
+        <w:t>confidence scoring</w:t>
+      </w:r>
+      <w:r>
+        <w:rPr>
+          <w:rFonts w:ascii="Arial" w:hAnsi="Arial" w:cs="Arial"/>
+          <w:sz w:val="18"/>
+        </w:rPr>
+        <w:t xml:space="preserve">, enabling agents to see </w:t>
+      </w:r>
+      <w:r>
+        <w:rPr>
+          <w:rStyle w:val="Strong"/>
+          <w:rFonts w:ascii="Arial" w:hAnsi="Arial" w:cs="Arial"/>
+          <w:sz w:val="18"/>
+        </w:rPr>
+        <w:t>citations</w:t>
+      </w:r>
+      <w:r>
+        <w:rPr>
+          <w:rFonts w:ascii="Arial" w:hAnsi="Arial" w:cs="Arial"/>
+          <w:sz w:val="18"/>
+        </w:rPr>
+        <w:t xml:space="preserve">, </w:t>
+      </w:r>
+      <w:r>
+        <w:rPr>
+          <w:rStyle w:val="Strong"/>
+          <w:rFonts w:ascii="Arial" w:hAnsi="Arial" w:cs="Arial"/>
+          <w:sz w:val="18"/>
+        </w:rPr>
+        <w:t>missing-data warnings</w:t>
+      </w:r>
+      <w:r>
+        <w:rPr>
+          <w:rFonts w:ascii="Arial" w:hAnsi="Arial" w:cs="Arial"/>
+          <w:sz w:val="18"/>
+        </w:rPr>
+        <w:t xml:space="preserve">, and recommended </w:t>
+      </w:r>
+      <w:r>
+        <w:rPr>
+          <w:rStyle w:val="Strong"/>
+          <w:rFonts w:ascii="Arial" w:hAnsi="Arial" w:cs="Arial"/>
+          <w:sz w:val="18"/>
+        </w:rPr>
+        <w:t>next actions</w:t>
+      </w:r>
+      <w:r>
+        <w:rPr>
+          <w:rFonts w:ascii="Arial" w:hAnsi="Arial" w:cs="Arial"/>
+          <w:sz w:val="18"/>
+        </w:rPr>
+        <w:t>.</w:t>
       </w:r>
     </w:p>
     <w:p>
@@ -2134,7 +2829,7 @@
         <w:pStyle w:val="NormalWeb"/>
         <w:numPr>
           <w:ilvl w:val="0"/>
-          <w:numId w:val="2"/>
+          <w:numId w:val="9"/>
         </w:numPr>
         <w:jc w:val="both"/>
         <w:rPr>
@@ -2147,26 +2842,42 @@
           <w:rFonts w:ascii="Arial" w:hAnsi="Arial" w:cs="Arial"/>
           <w:sz w:val="18"/>
         </w:rPr>
-        <w:t xml:space="preserve">I increased response </w:t>
-      </w:r>
-      <w:r>
-        <w:rPr>
-          <w:rStyle w:val="Strong"/>
-          <w:rFonts w:ascii="Arial" w:hAnsi="Arial" w:cs="Arial"/>
-          <w:sz w:val="18"/>
-        </w:rPr>
-        <w:t>accuracy</w:t>
-      </w:r>
-      <w:r>
-        <w:rPr>
-          <w:rFonts w:ascii="Arial" w:hAnsi="Arial" w:cs="Arial"/>
-          <w:sz w:val="18"/>
-        </w:rPr>
-        <w:t xml:space="preserve"> from 72% to 88% (+16pp) on an internal benchmark by tuning retrieval, adding </w:t>
+        <w:t xml:space="preserve">Increased </w:t>
+      </w:r>
+      <w:r>
+        <w:rPr>
+          <w:rStyle w:val="Strong"/>
+          <w:rFonts w:ascii="Arial" w:hAnsi="Arial" w:cs="Arial"/>
+          <w:sz w:val="18"/>
+        </w:rPr>
+        <w:t>response accuracy</w:t>
+      </w:r>
+      <w:r>
+        <w:rPr>
+          <w:rFonts w:ascii="Arial" w:hAnsi="Arial" w:cs="Arial"/>
+          <w:sz w:val="18"/>
+        </w:rPr>
+        <w:t xml:space="preserve"> from 72% to 88% (+16pp) on an internal benchmark by tuning </w:t>
+      </w:r>
+      <w:r>
+        <w:rPr>
+          <w:rStyle w:val="Strong"/>
+          <w:rFonts w:ascii="Arial" w:hAnsi="Arial" w:cs="Arial"/>
+          <w:sz w:val="18"/>
+        </w:rPr>
+        <w:t>retrieval</w:t>
+      </w:r>
+      <w:r>
+        <w:rPr>
+          <w:rFonts w:ascii="Arial" w:hAnsi="Arial" w:cs="Arial"/>
+          <w:sz w:val="18"/>
+        </w:rPr>
+        <w:t xml:space="preserve">, adding </w:t>
       </w:r>
       <w:proofErr w:type="spellStart"/>
       <w:r>
         <w:rPr>
+          <w:rStyle w:val="Strong"/>
           <w:rFonts w:ascii="Arial" w:hAnsi="Arial" w:cs="Arial"/>
           <w:sz w:val="18"/>
         </w:rPr>
@@ -2178,7 +2889,52 @@
           <w:rFonts w:ascii="Arial" w:hAnsi="Arial" w:cs="Arial"/>
           <w:sz w:val="18"/>
         </w:rPr>
-        <w:t>, and tightening prompt templates with schema validation and refusal rules.</w:t>
+        <w:t xml:space="preserve">, and tightening </w:t>
+      </w:r>
+      <w:r>
+        <w:rPr>
+          <w:rStyle w:val="Strong"/>
+          <w:rFonts w:ascii="Arial" w:hAnsi="Arial" w:cs="Arial"/>
+          <w:sz w:val="18"/>
+        </w:rPr>
+        <w:t>prompt templates</w:t>
+      </w:r>
+      <w:r>
+        <w:rPr>
+          <w:rFonts w:ascii="Arial" w:hAnsi="Arial" w:cs="Arial"/>
+          <w:sz w:val="18"/>
+        </w:rPr>
+        <w:t xml:space="preserve"> with </w:t>
+      </w:r>
+      <w:r>
+        <w:rPr>
+          <w:rStyle w:val="Strong"/>
+          <w:rFonts w:ascii="Arial" w:hAnsi="Arial" w:cs="Arial"/>
+          <w:sz w:val="18"/>
+        </w:rPr>
+        <w:t>schema validation</w:t>
+      </w:r>
+      <w:r>
+        <w:rPr>
+          <w:rFonts w:ascii="Arial" w:hAnsi="Arial" w:cs="Arial"/>
+          <w:sz w:val="18"/>
+        </w:rPr>
+        <w:t xml:space="preserve"> and </w:t>
+      </w:r>
+      <w:r>
+        <w:rPr>
+          <w:rStyle w:val="Strong"/>
+          <w:rFonts w:ascii="Arial" w:hAnsi="Arial" w:cs="Arial"/>
+          <w:sz w:val="18"/>
+        </w:rPr>
+        <w:t>refusal rules</w:t>
+      </w:r>
+      <w:r>
+        <w:rPr>
+          <w:rFonts w:ascii="Arial" w:hAnsi="Arial" w:cs="Arial"/>
+          <w:sz w:val="18"/>
+        </w:rPr>
+        <w:t>.</w:t>
       </w:r>
     </w:p>
     <w:p>
@@ -2186,7 +2942,7 @@
         <w:pStyle w:val="NormalWeb"/>
         <w:numPr>
           <w:ilvl w:val="0"/>
-          <w:numId w:val="2"/>
+          <w:numId w:val="9"/>
         </w:numPr>
         <w:jc w:val="both"/>
         <w:rPr>
@@ -2199,22 +2955,82 @@
           <w:rFonts w:ascii="Arial" w:hAnsi="Arial" w:cs="Arial"/>
           <w:sz w:val="18"/>
         </w:rPr>
-        <w:t xml:space="preserve">I improved answer </w:t>
-      </w:r>
-      <w:r>
-        <w:rPr>
-          <w:rStyle w:val="Strong"/>
-          <w:rFonts w:ascii="Arial" w:hAnsi="Arial" w:cs="Arial"/>
-          <w:sz w:val="18"/>
-        </w:rPr>
-        <w:t>quality</w:t>
-      </w:r>
-      <w:r>
-        <w:rPr>
-          <w:rFonts w:ascii="Arial" w:hAnsi="Arial" w:cs="Arial"/>
-          <w:sz w:val="18"/>
-        </w:rPr>
-        <w:t xml:space="preserve"> (user-rated helpfulness) from 3.6/5 to 4.4/5 (+0.8) by adding clarifying-question policies, intent classification, and dynamic context windows based on query complexity.</w:t>
+        <w:t xml:space="preserve">Improved </w:t>
+      </w:r>
+      <w:r>
+        <w:rPr>
+          <w:rStyle w:val="Strong"/>
+          <w:rFonts w:ascii="Arial" w:hAnsi="Arial" w:cs="Arial"/>
+          <w:sz w:val="18"/>
+        </w:rPr>
+        <w:t>answer quality</w:t>
+      </w:r>
+      <w:r>
+        <w:rPr>
+          <w:rFonts w:ascii="Arial" w:hAnsi="Arial" w:cs="Arial"/>
+          <w:sz w:val="18"/>
+        </w:rPr>
+        <w:t xml:space="preserve"> (user-rated </w:t>
+      </w:r>
+      <w:r>
+        <w:rPr>
+          <w:rStyle w:val="Strong"/>
+          <w:rFonts w:ascii="Arial" w:hAnsi="Arial" w:cs="Arial"/>
+          <w:sz w:val="18"/>
+        </w:rPr>
+        <w:t>helpfulness</w:t>
+      </w:r>
+      <w:r>
+        <w:rPr>
+          <w:rFonts w:ascii="Arial" w:hAnsi="Arial" w:cs="Arial"/>
+          <w:sz w:val="18"/>
+        </w:rPr>
+        <w:t xml:space="preserve">) from 3.6/5 to 4.4/5 (+0.8) by adding </w:t>
+      </w:r>
+      <w:r>
+        <w:rPr>
+          <w:rStyle w:val="Strong"/>
+          <w:rFonts w:ascii="Arial" w:hAnsi="Arial" w:cs="Arial"/>
+          <w:sz w:val="18"/>
+        </w:rPr>
+        <w:t>clarifying-question policies</w:t>
+      </w:r>
+      <w:r>
+        <w:rPr>
+          <w:rFonts w:ascii="Arial" w:hAnsi="Arial" w:cs="Arial"/>
+          <w:sz w:val="18"/>
+        </w:rPr>
+        <w:t xml:space="preserve">, </w:t>
+      </w:r>
+      <w:r>
+        <w:rPr>
+          <w:rStyle w:val="Strong"/>
+          <w:rFonts w:ascii="Arial" w:hAnsi="Arial" w:cs="Arial"/>
+          <w:sz w:val="18"/>
+        </w:rPr>
+        <w:t>intent classification</w:t>
+      </w:r>
+      <w:r>
+        <w:rPr>
+          <w:rFonts w:ascii="Arial" w:hAnsi="Arial" w:cs="Arial"/>
+          <w:sz w:val="18"/>
+        </w:rPr>
+        <w:t xml:space="preserve">, and dynamic </w:t>
+      </w:r>
+      <w:r>
+        <w:rPr>
+          <w:rStyle w:val="Strong"/>
+          <w:rFonts w:ascii="Arial" w:hAnsi="Arial" w:cs="Arial"/>
+          <w:sz w:val="18"/>
+        </w:rPr>
+        <w:t>context windows</w:t>
+      </w:r>
+      <w:r>
+        <w:rPr>
+          <w:rFonts w:ascii="Arial" w:hAnsi="Arial" w:cs="Arial"/>
+          <w:sz w:val="18"/>
+        </w:rPr>
+        <w:t xml:space="preserve"> based on query complexity.</w:t>
       </w:r>
     </w:p>
     <w:p>
@@ -2222,7 +3038,7 @@
         <w:pStyle w:val="NormalWeb"/>
         <w:numPr>
           <w:ilvl w:val="0"/>
-          <w:numId w:val="2"/>
+          <w:numId w:val="9"/>
         </w:numPr>
         <w:jc w:val="both"/>
         <w:rPr>
@@ -2236,15 +3052,15 @@
           <w:sz w:val="18"/>
         </w:rPr>
         <w:lastRenderedPageBreak/>
-        <w:t xml:space="preserve">I enhanced response </w:t>
-      </w:r>
-      <w:r>
-        <w:rPr>
-          <w:rStyle w:val="Strong"/>
-          <w:rFonts w:ascii="Arial" w:hAnsi="Arial" w:cs="Arial"/>
-          <w:sz w:val="18"/>
-        </w:rPr>
-        <w:t>latency</w:t>
+        <w:t xml:space="preserve">Enhanced </w:t>
+      </w:r>
+      <w:r>
+        <w:rPr>
+          <w:rStyle w:val="Strong"/>
+          <w:rFonts w:ascii="Arial" w:hAnsi="Arial" w:cs="Arial"/>
+          <w:sz w:val="18"/>
+        </w:rPr>
+        <w:t>response latency</w:t>
       </w:r>
       <w:r>
         <w:rPr>
@@ -2256,6 +3072,7 @@
       <w:proofErr w:type="spellStart"/>
       <w:r>
         <w:rPr>
+          <w:rStyle w:val="Strong"/>
           <w:rFonts w:ascii="Arial" w:hAnsi="Arial" w:cs="Arial"/>
           <w:sz w:val="18"/>
         </w:rPr>
@@ -2267,7 +3084,52 @@
           <w:rFonts w:ascii="Arial" w:hAnsi="Arial" w:cs="Arial"/>
           <w:sz w:val="18"/>
         </w:rPr>
-        <w:t>, batching retrieval calls, and optimizing Bedrock invocation parameters with safe temperature limits.</w:t>
+        <w:t xml:space="preserve">, batching </w:t>
+      </w:r>
+      <w:r>
+        <w:rPr>
+          <w:rStyle w:val="Strong"/>
+          <w:rFonts w:ascii="Arial" w:hAnsi="Arial" w:cs="Arial"/>
+          <w:sz w:val="18"/>
+        </w:rPr>
+        <w:t>retrieval calls</w:t>
+      </w:r>
+      <w:r>
+        <w:rPr>
+          <w:rFonts w:ascii="Arial" w:hAnsi="Arial" w:cs="Arial"/>
+          <w:sz w:val="18"/>
+        </w:rPr>
+        <w:t xml:space="preserve">, and optimizing </w:t>
+      </w:r>
+      <w:r>
+        <w:rPr>
+          <w:rStyle w:val="Strong"/>
+          <w:rFonts w:ascii="Arial" w:hAnsi="Arial" w:cs="Arial"/>
+          <w:sz w:val="18"/>
+        </w:rPr>
+        <w:t>Bedrock invocation parameters</w:t>
+      </w:r>
+      <w:r>
+        <w:rPr>
+          <w:rFonts w:ascii="Arial" w:hAnsi="Arial" w:cs="Arial"/>
+          <w:sz w:val="18"/>
+        </w:rPr>
+        <w:t xml:space="preserve"> with safe </w:t>
+      </w:r>
+      <w:r>
+        <w:rPr>
+          <w:rStyle w:val="Strong"/>
+          <w:rFonts w:ascii="Arial" w:hAnsi="Arial" w:cs="Arial"/>
+          <w:sz w:val="18"/>
+        </w:rPr>
+        <w:t>temperature limits</w:t>
+      </w:r>
+      <w:r>
+        <w:rPr>
+          <w:rFonts w:ascii="Arial" w:hAnsi="Arial" w:cs="Arial"/>
+          <w:sz w:val="18"/>
+        </w:rPr>
+        <w:t>.</w:t>
       </w:r>
     </w:p>
     <w:tbl>
@@ -2388,7 +3250,7 @@
         <w:pStyle w:val="NormalWeb"/>
         <w:numPr>
           <w:ilvl w:val="0"/>
-          <w:numId w:val="4"/>
+          <w:numId w:val="10"/>
         </w:numPr>
         <w:jc w:val="both"/>
         <w:rPr>
@@ -2401,16 +3263,33 @@
           <w:rFonts w:ascii="Arial" w:hAnsi="Arial" w:cs="Arial"/>
           <w:sz w:val="18"/>
         </w:rPr>
-        <w:t xml:space="preserve">I built scalable ML-enabled services where </w:t>
-      </w:r>
-      <w:r>
-        <w:rPr>
-          <w:rStyle w:val="Strong"/>
-          <w:rFonts w:ascii="Arial" w:hAnsi="Arial" w:cs="Arial"/>
-          <w:sz w:val="18"/>
-        </w:rPr>
-        <w:t>Python v3.8</w:t>
-      </w:r>
+        <w:t xml:space="preserve">Built scalable </w:t>
+      </w:r>
+      <w:r>
+        <w:rPr>
+          <w:rStyle w:val="Strong"/>
+          <w:rFonts w:ascii="Arial" w:hAnsi="Arial" w:cs="Arial"/>
+          <w:sz w:val="18"/>
+        </w:rPr>
+        <w:t>ML-enabled services</w:t>
+      </w:r>
+      <w:r>
+        <w:rPr>
+          <w:rFonts w:ascii="Arial" w:hAnsi="Arial" w:cs="Arial"/>
+          <w:sz w:val="18"/>
+        </w:rPr>
+        <w:t xml:space="preserve"> where </w:t>
+      </w:r>
+      <w:r>
+        <w:rPr>
+          <w:rStyle w:val="Strong"/>
+          <w:rFonts w:ascii="Arial" w:hAnsi="Arial" w:cs="Arial"/>
+          <w:sz w:val="18"/>
+        </w:rPr>
+        <w:t>Python</w:t>
+      </w:r>
+      <w:bookmarkStart w:id="0" w:name="_GoBack"/>
+      <w:bookmarkEnd w:id="0"/>
       <w:r>
         <w:rPr>
           <w:rFonts w:ascii="Arial" w:hAnsi="Arial" w:cs="Arial"/>
@@ -2421,6 +3300,7 @@
       <w:proofErr w:type="spellStart"/>
       <w:r>
         <w:rPr>
+          <w:rStyle w:val="Strong"/>
           <w:rFonts w:ascii="Arial" w:hAnsi="Arial" w:cs="Arial"/>
           <w:sz w:val="18"/>
         </w:rPr>
@@ -2440,7 +3320,7 @@
           <w:rFonts w:ascii="Arial" w:hAnsi="Arial" w:cs="Arial"/>
           <w:sz w:val="18"/>
         </w:rPr>
-        <w:t>Node.js v14/</w:t>
+        <w:t>Node.js/</w:t>
       </w:r>
       <w:proofErr w:type="spellStart"/>
       <w:r>
@@ -2452,14 +3332,6 @@
         <w:t>TypeScript</w:t>
       </w:r>
       <w:proofErr w:type="spellEnd"/>
-      <w:r>
-        <w:rPr>
-          <w:rStyle w:val="Strong"/>
-          <w:rFonts w:ascii="Arial" w:hAnsi="Arial" w:cs="Arial"/>
-          <w:sz w:val="18"/>
-        </w:rPr>
-        <w:t xml:space="preserve"> v4</w:t>
-      </w:r>
       <w:r>
         <w:rPr>
           <w:rFonts w:ascii="Arial" w:hAnsi="Arial" w:cs="Arial"/>
@@ -2489,7 +3361,7 @@
         <w:pStyle w:val="NormalWeb"/>
         <w:numPr>
           <w:ilvl w:val="0"/>
-          <w:numId w:val="4"/>
+          <w:numId w:val="10"/>
         </w:numPr>
         <w:jc w:val="both"/>
         <w:rPr>
@@ -2502,11 +3374,27 @@
           <w:rFonts w:ascii="Arial" w:hAnsi="Arial" w:cs="Arial"/>
           <w:sz w:val="18"/>
         </w:rPr>
-        <w:t xml:space="preserve">I created an early retrieval layer using </w:t>
+        <w:t xml:space="preserve">Created an early </w:t>
+      </w:r>
+      <w:r>
+        <w:rPr>
+          <w:rStyle w:val="Strong"/>
+          <w:rFonts w:ascii="Arial" w:hAnsi="Arial" w:cs="Arial"/>
+          <w:sz w:val="18"/>
+        </w:rPr>
+        <w:t>retrieval layer</w:t>
+      </w:r>
+      <w:r>
+        <w:rPr>
+          <w:rFonts w:ascii="Arial" w:hAnsi="Arial" w:cs="Arial"/>
+          <w:sz w:val="18"/>
+        </w:rPr>
+        <w:t xml:space="preserve"> using </w:t>
       </w:r>
       <w:proofErr w:type="spellStart"/>
       <w:r>
         <w:rPr>
+          <w:rStyle w:val="Strong"/>
           <w:rFonts w:ascii="Arial" w:hAnsi="Arial" w:cs="Arial"/>
           <w:sz w:val="18"/>
         </w:rPr>
@@ -2518,7 +3406,37 @@
           <w:rFonts w:ascii="Arial" w:hAnsi="Arial" w:cs="Arial"/>
           <w:sz w:val="18"/>
         </w:rPr>
-        <w:t xml:space="preserve">-era analyzers plus dense vectors, improving search relevance and setting the foundation for later </w:t>
+        <w:t xml:space="preserve"> analyzers plus </w:t>
+      </w:r>
+      <w:r>
+        <w:rPr>
+          <w:rStyle w:val="Strong"/>
+          <w:rFonts w:ascii="Arial" w:hAnsi="Arial" w:cs="Arial"/>
+          <w:sz w:val="18"/>
+        </w:rPr>
+        <w:t>dense vectors</w:t>
+      </w:r>
+      <w:r>
+        <w:rPr>
+          <w:rFonts w:ascii="Arial" w:hAnsi="Arial" w:cs="Arial"/>
+          <w:sz w:val="18"/>
+        </w:rPr>
+        <w:t xml:space="preserve">, improving </w:t>
+      </w:r>
+      <w:r>
+        <w:rPr>
+          <w:rStyle w:val="Strong"/>
+          <w:rFonts w:ascii="Arial" w:hAnsi="Arial" w:cs="Arial"/>
+          <w:sz w:val="18"/>
+        </w:rPr>
+        <w:t>search relevance</w:t>
+      </w:r>
+      <w:r>
+        <w:rPr>
+          <w:rFonts w:ascii="Arial" w:hAnsi="Arial" w:cs="Arial"/>
+          <w:sz w:val="18"/>
+        </w:rPr>
+        <w:t xml:space="preserve"> and laying the foundation for later </w:t>
       </w:r>
       <w:r>
         <w:rPr>
@@ -2541,7 +3459,7 @@
         <w:pStyle w:val="NormalWeb"/>
         <w:numPr>
           <w:ilvl w:val="0"/>
-          <w:numId w:val="4"/>
+          <w:numId w:val="10"/>
         </w:numPr>
         <w:jc w:val="both"/>
         <w:rPr>
@@ -2554,26 +3472,12 @@
           <w:rFonts w:ascii="Arial" w:hAnsi="Arial" w:cs="Arial"/>
           <w:sz w:val="18"/>
         </w:rPr>
-        <w:t xml:space="preserve">I fixed a </w:t>
-      </w:r>
-      <w:r>
-        <w:rPr>
-          <w:rStyle w:val="Strong"/>
-          <w:rFonts w:ascii="Arial" w:hAnsi="Arial" w:cs="Arial"/>
-          <w:sz w:val="18"/>
-        </w:rPr>
-        <w:t>critical bug</w:t>
-      </w:r>
-      <w:r>
-        <w:rPr>
-          <w:rFonts w:ascii="Arial" w:hAnsi="Arial" w:cs="Arial"/>
-          <w:sz w:val="18"/>
-        </w:rPr>
-        <w:t xml:space="preserve"> where </w:t>
+        <w:t xml:space="preserve">Fixed a critical bug where </w:t>
       </w:r>
       <w:proofErr w:type="spellStart"/>
       <w:r>
         <w:rPr>
+          <w:rStyle w:val="Strong"/>
           <w:rFonts w:ascii="Arial" w:hAnsi="Arial" w:cs="Arial"/>
           <w:sz w:val="18"/>
         </w:rPr>
@@ -2582,10 +3486,63 @@
       <w:proofErr w:type="spellEnd"/>
       <w:r>
         <w:rPr>
-          <w:rFonts w:ascii="Arial" w:hAnsi="Arial" w:cs="Arial"/>
-          <w:sz w:val="18"/>
-        </w:rPr>
-        <w:t xml:space="preserve"> normalization shifted event ordering and corrupted training labels, solving it by enforcing UTC at ingestion and validating serialization through contract tests.</w:t>
+          <w:rStyle w:val="Strong"/>
+          <w:rFonts w:ascii="Arial" w:hAnsi="Arial" w:cs="Arial"/>
+          <w:sz w:val="18"/>
+        </w:rPr>
+        <w:t xml:space="preserve"> normalization</w:t>
+      </w:r>
+      <w:r>
+        <w:rPr>
+          <w:rFonts w:ascii="Arial" w:hAnsi="Arial" w:cs="Arial"/>
+          <w:sz w:val="18"/>
+        </w:rPr>
+        <w:t xml:space="preserve"> shifted event ordering and corrupted </w:t>
+      </w:r>
+      <w:r>
+        <w:rPr>
+          <w:rStyle w:val="Strong"/>
+          <w:rFonts w:ascii="Arial" w:hAnsi="Arial" w:cs="Arial"/>
+          <w:sz w:val="18"/>
+        </w:rPr>
+        <w:t>training labels</w:t>
+      </w:r>
+      <w:r>
+        <w:rPr>
+          <w:rFonts w:ascii="Arial" w:hAnsi="Arial" w:cs="Arial"/>
+          <w:sz w:val="18"/>
+        </w:rPr>
+        <w:t xml:space="preserve"> by enforcing </w:t>
+      </w:r>
+      <w:r>
+        <w:rPr>
+          <w:rStyle w:val="Strong"/>
+          <w:rFonts w:ascii="Arial" w:hAnsi="Arial" w:cs="Arial"/>
+          <w:sz w:val="18"/>
+        </w:rPr>
+        <w:t>UTC</w:t>
+      </w:r>
+      <w:r>
+        <w:rPr>
+          <w:rFonts w:ascii="Arial" w:hAnsi="Arial" w:cs="Arial"/>
+          <w:sz w:val="18"/>
+        </w:rPr>
+        <w:t xml:space="preserve"> at ingestion and validating serialization through </w:t>
+      </w:r>
+      <w:r>
+        <w:rPr>
+          <w:rStyle w:val="Strong"/>
+          <w:rFonts w:ascii="Arial" w:hAnsi="Arial" w:cs="Arial"/>
+          <w:sz w:val="18"/>
+        </w:rPr>
+        <w:t>contract tests</w:t>
+      </w:r>
+      <w:r>
+        <w:rPr>
+          <w:rFonts w:ascii="Arial" w:hAnsi="Arial" w:cs="Arial"/>
+          <w:sz w:val="18"/>
+        </w:rPr>
+        <w:t>.</w:t>
       </w:r>
     </w:p>
     <w:p>
@@ -2593,7 +3550,7 @@
         <w:pStyle w:val="NormalWeb"/>
         <w:numPr>
           <w:ilvl w:val="0"/>
-          <w:numId w:val="4"/>
+          <w:numId w:val="10"/>
         </w:numPr>
         <w:jc w:val="both"/>
         <w:rPr>
@@ -2606,11 +3563,27 @@
           <w:rFonts w:ascii="Arial" w:hAnsi="Arial" w:cs="Arial"/>
           <w:sz w:val="18"/>
         </w:rPr>
-        <w:t xml:space="preserve">I upgraded a synchronous job runner to queue-driven workers, increasing throughput and reducing stuck jobs with </w:t>
+        <w:t xml:space="preserve">Upgraded a synchronous job runner to </w:t>
+      </w:r>
+      <w:r>
+        <w:rPr>
+          <w:rStyle w:val="Strong"/>
+          <w:rFonts w:ascii="Arial" w:hAnsi="Arial" w:cs="Arial"/>
+          <w:sz w:val="18"/>
+        </w:rPr>
+        <w:t>queue-driven workers</w:t>
+      </w:r>
+      <w:r>
+        <w:rPr>
+          <w:rFonts w:ascii="Arial" w:hAnsi="Arial" w:cs="Arial"/>
+          <w:sz w:val="18"/>
+        </w:rPr>
+        <w:t xml:space="preserve">, increasing throughput and reducing stuck jobs with </w:t>
       </w:r>
       <w:proofErr w:type="spellStart"/>
       <w:r>
         <w:rPr>
+          <w:rStyle w:val="Strong"/>
           <w:rFonts w:ascii="Arial" w:hAnsi="Arial" w:cs="Arial"/>
           <w:sz w:val="18"/>
         </w:rPr>
@@ -2619,10 +3592,48 @@
       <w:proofErr w:type="spellEnd"/>
       <w:r>
         <w:rPr>
-          <w:rFonts w:ascii="Arial" w:hAnsi="Arial" w:cs="Arial"/>
-          <w:sz w:val="18"/>
-        </w:rPr>
-        <w:t xml:space="preserve"> keys, retries, and dead-letter reprocessing policies.</w:t>
+          <w:rStyle w:val="Strong"/>
+          <w:rFonts w:ascii="Arial" w:hAnsi="Arial" w:cs="Arial"/>
+          <w:sz w:val="18"/>
+        </w:rPr>
+        <w:t xml:space="preserve"> keys</w:t>
+      </w:r>
+      <w:r>
+        <w:rPr>
+          <w:rFonts w:ascii="Arial" w:hAnsi="Arial" w:cs="Arial"/>
+          <w:sz w:val="18"/>
+        </w:rPr>
+        <w:t xml:space="preserve">, </w:t>
+      </w:r>
+      <w:r>
+        <w:rPr>
+          <w:rStyle w:val="Strong"/>
+          <w:rFonts w:ascii="Arial" w:hAnsi="Arial" w:cs="Arial"/>
+          <w:sz w:val="18"/>
+        </w:rPr>
+        <w:t>retries</w:t>
+      </w:r>
+      <w:r>
+        <w:rPr>
+          <w:rFonts w:ascii="Arial" w:hAnsi="Arial" w:cs="Arial"/>
+          <w:sz w:val="18"/>
+        </w:rPr>
+        <w:t xml:space="preserve">, and </w:t>
+      </w:r>
+      <w:r>
+        <w:rPr>
+          <w:rStyle w:val="Strong"/>
+          <w:rFonts w:ascii="Arial" w:hAnsi="Arial" w:cs="Arial"/>
+          <w:sz w:val="18"/>
+        </w:rPr>
+        <w:t>dead-letter</w:t>
+      </w:r>
+      <w:r>
+        <w:rPr>
+          <w:rFonts w:ascii="Arial" w:hAnsi="Arial" w:cs="Arial"/>
+          <w:sz w:val="18"/>
+        </w:rPr>
+        <w:t xml:space="preserve"> reprocessing policies.</w:t>
       </w:r>
     </w:p>
     <w:p>
@@ -2630,7 +3641,7 @@
         <w:pStyle w:val="NormalWeb"/>
         <w:numPr>
           <w:ilvl w:val="0"/>
-          <w:numId w:val="4"/>
+          <w:numId w:val="10"/>
         </w:numPr>
         <w:jc w:val="both"/>
         <w:rPr>
@@ -2643,7 +3654,52 @@
           <w:rFonts w:ascii="Arial" w:hAnsi="Arial" w:cs="Arial"/>
           <w:sz w:val="18"/>
         </w:rPr>
-        <w:t>I implemented model training and batch inference with reproducible datasets, tracked artifacts, and deterministic seeds, raising offline metric stability and reducing “random wins” in experiments.</w:t>
+        <w:t xml:space="preserve">Implemented </w:t>
+      </w:r>
+      <w:r>
+        <w:rPr>
+          <w:rStyle w:val="Strong"/>
+          <w:rFonts w:ascii="Arial" w:hAnsi="Arial" w:cs="Arial"/>
+          <w:sz w:val="18"/>
+        </w:rPr>
+        <w:t>model training</w:t>
+      </w:r>
+      <w:r>
+        <w:rPr>
+          <w:rFonts w:ascii="Arial" w:hAnsi="Arial" w:cs="Arial"/>
+          <w:sz w:val="18"/>
+        </w:rPr>
+        <w:t xml:space="preserve"> and </w:t>
+      </w:r>
+      <w:r>
+        <w:rPr>
+          <w:rStyle w:val="Strong"/>
+          <w:rFonts w:ascii="Arial" w:hAnsi="Arial" w:cs="Arial"/>
+          <w:sz w:val="18"/>
+        </w:rPr>
+        <w:t>batch inference</w:t>
+      </w:r>
+      <w:r>
+        <w:rPr>
+          <w:rFonts w:ascii="Arial" w:hAnsi="Arial" w:cs="Arial"/>
+          <w:sz w:val="18"/>
+        </w:rPr>
+        <w:t xml:space="preserve"> with reproducible datasets, tracked artifacts, and </w:t>
+      </w:r>
+      <w:r>
+        <w:rPr>
+          <w:rStyle w:val="Strong"/>
+          <w:rFonts w:ascii="Arial" w:hAnsi="Arial" w:cs="Arial"/>
+          <w:sz w:val="18"/>
+        </w:rPr>
+        <w:t>deterministic seeds</w:t>
+      </w:r>
+      <w:r>
+        <w:rPr>
+          <w:rFonts w:ascii="Arial" w:hAnsi="Arial" w:cs="Arial"/>
+          <w:sz w:val="18"/>
+        </w:rPr>
+        <w:t>, improving offline metric stability and reducing “random wins” in experiments.</w:t>
       </w:r>
     </w:p>
     <w:p>
@@ -2651,7 +3707,7 @@
         <w:pStyle w:val="NormalWeb"/>
         <w:numPr>
           <w:ilvl w:val="0"/>
-          <w:numId w:val="4"/>
+          <w:numId w:val="10"/>
         </w:numPr>
         <w:jc w:val="both"/>
         <w:rPr>
@@ -2664,22 +3720,67 @@
           <w:rFonts w:ascii="Arial" w:hAnsi="Arial" w:cs="Arial"/>
           <w:sz w:val="18"/>
         </w:rPr>
-        <w:t xml:space="preserve">I reduced latency by introducing feature caching and request batching, delivering </w:t>
-      </w:r>
-      <w:r>
-        <w:rPr>
-          <w:rStyle w:val="Strong"/>
-          <w:rFonts w:ascii="Arial" w:hAnsi="Arial" w:cs="Arial"/>
-          <w:sz w:val="18"/>
-        </w:rPr>
-        <w:t>~35% p95 improvement</w:t>
-      </w:r>
-      <w:r>
-        <w:rPr>
-          <w:rFonts w:ascii="Arial" w:hAnsi="Arial" w:cs="Arial"/>
-          <w:sz w:val="18"/>
-        </w:rPr>
-        <w:t xml:space="preserve"> on inference endpoints during peak load.</w:t>
+        <w:t xml:space="preserve">Reduced </w:t>
+      </w:r>
+      <w:r>
+        <w:rPr>
+          <w:rStyle w:val="Strong"/>
+          <w:rFonts w:ascii="Arial" w:hAnsi="Arial" w:cs="Arial"/>
+          <w:sz w:val="18"/>
+        </w:rPr>
+        <w:t>latency</w:t>
+      </w:r>
+      <w:r>
+        <w:rPr>
+          <w:rFonts w:ascii="Arial" w:hAnsi="Arial" w:cs="Arial"/>
+          <w:sz w:val="18"/>
+        </w:rPr>
+        <w:t xml:space="preserve"> by introducing feature </w:t>
+      </w:r>
+      <w:r>
+        <w:rPr>
+          <w:rStyle w:val="Strong"/>
+          <w:rFonts w:ascii="Arial" w:hAnsi="Arial" w:cs="Arial"/>
+          <w:sz w:val="18"/>
+        </w:rPr>
+        <w:t>caching</w:t>
+      </w:r>
+      <w:r>
+        <w:rPr>
+          <w:rFonts w:ascii="Arial" w:hAnsi="Arial" w:cs="Arial"/>
+          <w:sz w:val="18"/>
+        </w:rPr>
+        <w:t xml:space="preserve"> and request </w:t>
+      </w:r>
+      <w:r>
+        <w:rPr>
+          <w:rStyle w:val="Strong"/>
+          <w:rFonts w:ascii="Arial" w:hAnsi="Arial" w:cs="Arial"/>
+          <w:sz w:val="18"/>
+        </w:rPr>
+        <w:t>batching</w:t>
+      </w:r>
+      <w:r>
+        <w:rPr>
+          <w:rFonts w:ascii="Arial" w:hAnsi="Arial" w:cs="Arial"/>
+          <w:sz w:val="18"/>
+        </w:rPr>
+        <w:t xml:space="preserve">, delivering ~35% p95 improvement on </w:t>
+      </w:r>
+      <w:r>
+        <w:rPr>
+          <w:rStyle w:val="Strong"/>
+          <w:rFonts w:ascii="Arial" w:hAnsi="Arial" w:cs="Arial"/>
+          <w:sz w:val="18"/>
+        </w:rPr>
+        <w:t>inference endpoints</w:t>
+      </w:r>
+      <w:r>
+        <w:rPr>
+          <w:rFonts w:ascii="Arial" w:hAnsi="Arial" w:cs="Arial"/>
+          <w:sz w:val="18"/>
+        </w:rPr>
+        <w:t xml:space="preserve"> during peak load.</w:t>
       </w:r>
     </w:p>
     <w:p>
@@ -2687,7 +3788,7 @@
         <w:pStyle w:val="NormalWeb"/>
         <w:numPr>
           <w:ilvl w:val="0"/>
-          <w:numId w:val="4"/>
+          <w:numId w:val="10"/>
         </w:numPr>
         <w:jc w:val="both"/>
         <w:rPr>
@@ -2700,7 +3801,52 @@
           <w:rFonts w:ascii="Arial" w:hAnsi="Arial" w:cs="Arial"/>
           <w:sz w:val="18"/>
         </w:rPr>
-        <w:t>I built a pragmatic evaluation harness with golden sets and drift checks, ensuring each release demonstrated measurable improvements before promotion to production.</w:t>
+        <w:t xml:space="preserve">Built a pragmatic </w:t>
+      </w:r>
+      <w:r>
+        <w:rPr>
+          <w:rStyle w:val="Strong"/>
+          <w:rFonts w:ascii="Arial" w:hAnsi="Arial" w:cs="Arial"/>
+          <w:sz w:val="18"/>
+        </w:rPr>
+        <w:t>evaluation harness</w:t>
+      </w:r>
+      <w:r>
+        <w:rPr>
+          <w:rFonts w:ascii="Arial" w:hAnsi="Arial" w:cs="Arial"/>
+          <w:sz w:val="18"/>
+        </w:rPr>
+        <w:t xml:space="preserve"> with </w:t>
+      </w:r>
+      <w:r>
+        <w:rPr>
+          <w:rStyle w:val="Strong"/>
+          <w:rFonts w:ascii="Arial" w:hAnsi="Arial" w:cs="Arial"/>
+          <w:sz w:val="18"/>
+        </w:rPr>
+        <w:t>golden sets</w:t>
+      </w:r>
+      <w:r>
+        <w:rPr>
+          <w:rFonts w:ascii="Arial" w:hAnsi="Arial" w:cs="Arial"/>
+          <w:sz w:val="18"/>
+        </w:rPr>
+        <w:t xml:space="preserve"> and </w:t>
+      </w:r>
+      <w:r>
+        <w:rPr>
+          <w:rStyle w:val="Strong"/>
+          <w:rFonts w:ascii="Arial" w:hAnsi="Arial" w:cs="Arial"/>
+          <w:sz w:val="18"/>
+        </w:rPr>
+        <w:t>drift checks</w:t>
+      </w:r>
+      <w:r>
+        <w:rPr>
+          <w:rFonts w:ascii="Arial" w:hAnsi="Arial" w:cs="Arial"/>
+          <w:sz w:val="18"/>
+        </w:rPr>
+        <w:t>, ensuring each release showed measurable improvements before promotion to production.</w:t>
       </w:r>
     </w:p>
     <w:p>
@@ -2708,7 +3854,7 @@
         <w:pStyle w:val="NormalWeb"/>
         <w:numPr>
           <w:ilvl w:val="0"/>
-          <w:numId w:val="4"/>
+          <w:numId w:val="10"/>
         </w:numPr>
         <w:jc w:val="both"/>
         <w:rPr>
@@ -2721,7 +3867,52 @@
           <w:rFonts w:ascii="Arial" w:hAnsi="Arial" w:cs="Arial"/>
           <w:sz w:val="18"/>
         </w:rPr>
-        <w:t>I implemented new features like automated document triage and similarity search, enabling faster internal operations while reducing manual review effort through confidence thresholds.</w:t>
+        <w:t xml:space="preserve">Implemented new features like automated </w:t>
+      </w:r>
+      <w:r>
+        <w:rPr>
+          <w:rStyle w:val="Strong"/>
+          <w:rFonts w:ascii="Arial" w:hAnsi="Arial" w:cs="Arial"/>
+          <w:sz w:val="18"/>
+        </w:rPr>
+        <w:t>document triage</w:t>
+      </w:r>
+      <w:r>
+        <w:rPr>
+          <w:rFonts w:ascii="Arial" w:hAnsi="Arial" w:cs="Arial"/>
+          <w:sz w:val="18"/>
+        </w:rPr>
+        <w:t xml:space="preserve"> and </w:t>
+      </w:r>
+      <w:r>
+        <w:rPr>
+          <w:rStyle w:val="Strong"/>
+          <w:rFonts w:ascii="Arial" w:hAnsi="Arial" w:cs="Arial"/>
+          <w:sz w:val="18"/>
+        </w:rPr>
+        <w:t>similarity search</w:t>
+      </w:r>
+      <w:r>
+        <w:rPr>
+          <w:rFonts w:ascii="Arial" w:hAnsi="Arial" w:cs="Arial"/>
+          <w:sz w:val="18"/>
+        </w:rPr>
+        <w:t xml:space="preserve">, enabling faster internal operations while reducing manual review effort through </w:t>
+      </w:r>
+      <w:r>
+        <w:rPr>
+          <w:rStyle w:val="Strong"/>
+          <w:rFonts w:ascii="Arial" w:hAnsi="Arial" w:cs="Arial"/>
+          <w:sz w:val="18"/>
+        </w:rPr>
+        <w:t>confidence thresholds</w:t>
+      </w:r>
+      <w:r>
+        <w:rPr>
+          <w:rFonts w:ascii="Arial" w:hAnsi="Arial" w:cs="Arial"/>
+          <w:sz w:val="18"/>
+        </w:rPr>
+        <w:t>.</w:t>
       </w:r>
     </w:p>
     <w:p>
@@ -2729,7 +3920,7 @@
         <w:pStyle w:val="NormalWeb"/>
         <w:numPr>
           <w:ilvl w:val="0"/>
-          <w:numId w:val="4"/>
+          <w:numId w:val="10"/>
         </w:numPr>
         <w:jc w:val="both"/>
         <w:rPr>
@@ -2742,7 +3933,52 @@
           <w:rFonts w:ascii="Arial" w:hAnsi="Arial" w:cs="Arial"/>
           <w:sz w:val="18"/>
         </w:rPr>
-        <w:t>I resolved production incidents caused by payload schema drift by introducing strict schema validation and backward-compatible adapters, preventing silent failures in downstream consumers.</w:t>
+        <w:t xml:space="preserve">Resolved production incidents caused by payload </w:t>
+      </w:r>
+      <w:r>
+        <w:rPr>
+          <w:rStyle w:val="Strong"/>
+          <w:rFonts w:ascii="Arial" w:hAnsi="Arial" w:cs="Arial"/>
+          <w:sz w:val="18"/>
+        </w:rPr>
+        <w:t>schema drift</w:t>
+      </w:r>
+      <w:r>
+        <w:rPr>
+          <w:rFonts w:ascii="Arial" w:hAnsi="Arial" w:cs="Arial"/>
+          <w:sz w:val="18"/>
+        </w:rPr>
+        <w:t xml:space="preserve"> by introducing strict </w:t>
+      </w:r>
+      <w:r>
+        <w:rPr>
+          <w:rStyle w:val="Strong"/>
+          <w:rFonts w:ascii="Arial" w:hAnsi="Arial" w:cs="Arial"/>
+          <w:sz w:val="18"/>
+        </w:rPr>
+        <w:t>schema validation</w:t>
+      </w:r>
+      <w:r>
+        <w:rPr>
+          <w:rFonts w:ascii="Arial" w:hAnsi="Arial" w:cs="Arial"/>
+          <w:sz w:val="18"/>
+        </w:rPr>
+        <w:t xml:space="preserve"> and backward-compatible </w:t>
+      </w:r>
+      <w:r>
+        <w:rPr>
+          <w:rStyle w:val="Strong"/>
+          <w:rFonts w:ascii="Arial" w:hAnsi="Arial" w:cs="Arial"/>
+          <w:sz w:val="18"/>
+        </w:rPr>
+        <w:t>adapters</w:t>
+      </w:r>
+      <w:r>
+        <w:rPr>
+          <w:rFonts w:ascii="Arial" w:hAnsi="Arial" w:cs="Arial"/>
+          <w:sz w:val="18"/>
+        </w:rPr>
+        <w:t>, preventing silent failures in downstream consumers.</w:t>
       </w:r>
     </w:p>
     <w:p>
@@ -2750,7 +3986,7 @@
         <w:pStyle w:val="NormalWeb"/>
         <w:numPr>
           <w:ilvl w:val="0"/>
-          <w:numId w:val="4"/>
+          <w:numId w:val="10"/>
         </w:numPr>
         <w:jc w:val="both"/>
         <w:rPr>
@@ -2763,7 +3999,52 @@
           <w:rFonts w:ascii="Arial" w:hAnsi="Arial" w:cs="Arial"/>
           <w:sz w:val="18"/>
         </w:rPr>
-        <w:t>I partnered with product and design to translate ambiguous requirements into measurable AI goals, defining success metrics that matched business outcomes rather than vanity model scores.</w:t>
+        <w:t xml:space="preserve">Partnered with </w:t>
+      </w:r>
+      <w:r>
+        <w:rPr>
+          <w:rStyle w:val="Strong"/>
+          <w:rFonts w:ascii="Arial" w:hAnsi="Arial" w:cs="Arial"/>
+          <w:sz w:val="18"/>
+        </w:rPr>
+        <w:t>product</w:t>
+      </w:r>
+      <w:r>
+        <w:rPr>
+          <w:rFonts w:ascii="Arial" w:hAnsi="Arial" w:cs="Arial"/>
+          <w:sz w:val="18"/>
+        </w:rPr>
+        <w:t xml:space="preserve"> and </w:t>
+      </w:r>
+      <w:r>
+        <w:rPr>
+          <w:rStyle w:val="Strong"/>
+          <w:rFonts w:ascii="Arial" w:hAnsi="Arial" w:cs="Arial"/>
+          <w:sz w:val="18"/>
+        </w:rPr>
+        <w:t>design</w:t>
+      </w:r>
+      <w:r>
+        <w:rPr>
+          <w:rFonts w:ascii="Arial" w:hAnsi="Arial" w:cs="Arial"/>
+          <w:sz w:val="18"/>
+        </w:rPr>
+        <w:t xml:space="preserve"> to translate ambiguous requirements into measurable </w:t>
+      </w:r>
+      <w:r>
+        <w:rPr>
+          <w:rStyle w:val="Strong"/>
+          <w:rFonts w:ascii="Arial" w:hAnsi="Arial" w:cs="Arial"/>
+          <w:sz w:val="18"/>
+        </w:rPr>
+        <w:t>AI goals</w:t>
+      </w:r>
+      <w:r>
+        <w:rPr>
+          <w:rFonts w:ascii="Arial" w:hAnsi="Arial" w:cs="Arial"/>
+          <w:sz w:val="18"/>
+        </w:rPr>
+        <w:t>, defining success metrics tied to business outcomes rather than vanity model scores.</w:t>
       </w:r>
     </w:p>
     <w:p>
@@ -2771,7 +4052,7 @@
         <w:pStyle w:val="NormalWeb"/>
         <w:numPr>
           <w:ilvl w:val="0"/>
-          <w:numId w:val="4"/>
+          <w:numId w:val="10"/>
         </w:numPr>
         <w:jc w:val="both"/>
         <w:rPr>
@@ -2784,7 +4065,52 @@
           <w:rFonts w:ascii="Arial" w:hAnsi="Arial" w:cs="Arial"/>
           <w:sz w:val="18"/>
         </w:rPr>
-        <w:t>I improved reliability by isolating external model calls behind dedicated services, adding timeouts and fallbacks that prevented cascading failures across the platform.</w:t>
+        <w:t xml:space="preserve">Improved </w:t>
+      </w:r>
+      <w:r>
+        <w:rPr>
+          <w:rStyle w:val="Strong"/>
+          <w:rFonts w:ascii="Arial" w:hAnsi="Arial" w:cs="Arial"/>
+          <w:sz w:val="18"/>
+        </w:rPr>
+        <w:t>reliability</w:t>
+      </w:r>
+      <w:r>
+        <w:rPr>
+          <w:rFonts w:ascii="Arial" w:hAnsi="Arial" w:cs="Arial"/>
+          <w:sz w:val="18"/>
+        </w:rPr>
+        <w:t xml:space="preserve"> by isolating external model calls behind dedicated services, adding </w:t>
+      </w:r>
+      <w:r>
+        <w:rPr>
+          <w:rStyle w:val="Strong"/>
+          <w:rFonts w:ascii="Arial" w:hAnsi="Arial" w:cs="Arial"/>
+          <w:sz w:val="18"/>
+        </w:rPr>
+        <w:t>timeouts</w:t>
+      </w:r>
+      <w:r>
+        <w:rPr>
+          <w:rFonts w:ascii="Arial" w:hAnsi="Arial" w:cs="Arial"/>
+          <w:sz w:val="18"/>
+        </w:rPr>
+        <w:t xml:space="preserve"> and </w:t>
+      </w:r>
+      <w:r>
+        <w:rPr>
+          <w:rStyle w:val="Strong"/>
+          <w:rFonts w:ascii="Arial" w:hAnsi="Arial" w:cs="Arial"/>
+          <w:sz w:val="18"/>
+        </w:rPr>
+        <w:t>fallbacks</w:t>
+      </w:r>
+      <w:r>
+        <w:rPr>
+          <w:rFonts w:ascii="Arial" w:hAnsi="Arial" w:cs="Arial"/>
+          <w:sz w:val="18"/>
+        </w:rPr>
+        <w:t xml:space="preserve"> that prevented cascading failures across the platform.</w:t>
       </w:r>
     </w:p>
     <w:p>
@@ -2792,7 +4118,7 @@
         <w:pStyle w:val="NormalWeb"/>
         <w:numPr>
           <w:ilvl w:val="0"/>
-          <w:numId w:val="4"/>
+          <w:numId w:val="10"/>
         </w:numPr>
         <w:jc w:val="both"/>
         <w:rPr>
@@ -2805,7 +4131,22 @@
           <w:rFonts w:ascii="Arial" w:hAnsi="Arial" w:cs="Arial"/>
           <w:sz w:val="18"/>
         </w:rPr>
-        <w:t>I guided incremental upgrades of libraries and runtime baselines, reducing security exposure and eliminating deprecated dependencies that blocked modernization.</w:t>
+        <w:t xml:space="preserve">Guided incremental upgrades of libraries and runtime baselines, reducing </w:t>
+      </w:r>
+      <w:r>
+        <w:rPr>
+          <w:rStyle w:val="Strong"/>
+          <w:rFonts w:ascii="Arial" w:hAnsi="Arial" w:cs="Arial"/>
+          <w:sz w:val="18"/>
+        </w:rPr>
+        <w:t>security exposure</w:t>
+      </w:r>
+      <w:r>
+        <w:rPr>
+          <w:rFonts w:ascii="Arial" w:hAnsi="Arial" w:cs="Arial"/>
+          <w:sz w:val="18"/>
+        </w:rPr>
+        <w:t xml:space="preserve"> and eliminating deprecated dependencies blocking modernization.</w:t>
       </w:r>
     </w:p>
     <w:p>
@@ -2813,7 +4154,7 @@
         <w:pStyle w:val="NormalWeb"/>
         <w:numPr>
           <w:ilvl w:val="0"/>
-          <w:numId w:val="4"/>
+          <w:numId w:val="10"/>
         </w:numPr>
         <w:jc w:val="both"/>
         <w:rPr>
@@ -2826,7 +4167,37 @@
           <w:rFonts w:ascii="Arial" w:hAnsi="Arial" w:cs="Arial"/>
           <w:sz w:val="18"/>
         </w:rPr>
-        <w:t xml:space="preserve">I introduced structured logging and trace IDs across services, reducing triage time and enabling fast correlation from user action to model output to </w:t>
+        <w:t xml:space="preserve">Introduced </w:t>
+      </w:r>
+      <w:r>
+        <w:rPr>
+          <w:rStyle w:val="Strong"/>
+          <w:rFonts w:ascii="Arial" w:hAnsi="Arial" w:cs="Arial"/>
+          <w:sz w:val="18"/>
+        </w:rPr>
+        <w:t>structured logging</w:t>
+      </w:r>
+      <w:r>
+        <w:rPr>
+          <w:rFonts w:ascii="Arial" w:hAnsi="Arial" w:cs="Arial"/>
+          <w:sz w:val="18"/>
+        </w:rPr>
+        <w:t xml:space="preserve"> and </w:t>
+      </w:r>
+      <w:r>
+        <w:rPr>
+          <w:rStyle w:val="Strong"/>
+          <w:rFonts w:ascii="Arial" w:hAnsi="Arial" w:cs="Arial"/>
+          <w:sz w:val="18"/>
+        </w:rPr>
+        <w:t>trace IDs</w:t>
+      </w:r>
+      <w:r>
+        <w:rPr>
+          <w:rFonts w:ascii="Arial" w:hAnsi="Arial" w:cs="Arial"/>
+          <w:sz w:val="18"/>
+        </w:rPr>
+        <w:t xml:space="preserve"> across services, reducing triage time and enabling fast correlation from user action to model output to </w:t>
       </w:r>
       <w:proofErr w:type="spellStart"/>
       <w:r>
@@ -2850,7 +4221,7 @@
         <w:pStyle w:val="NormalWeb"/>
         <w:numPr>
           <w:ilvl w:val="0"/>
-          <w:numId w:val="4"/>
+          <w:numId w:val="10"/>
         </w:numPr>
         <w:jc w:val="both"/>
         <w:rPr>
@@ -2863,7 +4234,52 @@
           <w:rFonts w:ascii="Arial" w:hAnsi="Arial" w:cs="Arial"/>
           <w:sz w:val="18"/>
         </w:rPr>
-        <w:t>I shaped coding standards and review checklists focused on data correctness, reproducibility, and safe rollout practices, which reduced regressions across releases.</w:t>
+        <w:t xml:space="preserve">Shaped </w:t>
+      </w:r>
+      <w:r>
+        <w:rPr>
+          <w:rStyle w:val="Strong"/>
+          <w:rFonts w:ascii="Arial" w:hAnsi="Arial" w:cs="Arial"/>
+          <w:sz w:val="18"/>
+        </w:rPr>
+        <w:t>coding standards</w:t>
+      </w:r>
+      <w:r>
+        <w:rPr>
+          <w:rFonts w:ascii="Arial" w:hAnsi="Arial" w:cs="Arial"/>
+          <w:sz w:val="18"/>
+        </w:rPr>
+        <w:t xml:space="preserve"> and review checklists focused on </w:t>
+      </w:r>
+      <w:r>
+        <w:rPr>
+          <w:rStyle w:val="Strong"/>
+          <w:rFonts w:ascii="Arial" w:hAnsi="Arial" w:cs="Arial"/>
+          <w:sz w:val="18"/>
+        </w:rPr>
+        <w:t>data correctness</w:t>
+      </w:r>
+      <w:r>
+        <w:rPr>
+          <w:rFonts w:ascii="Arial" w:hAnsi="Arial" w:cs="Arial"/>
+          <w:sz w:val="18"/>
+        </w:rPr>
+        <w:t xml:space="preserve">, </w:t>
+      </w:r>
+      <w:r>
+        <w:rPr>
+          <w:rStyle w:val="Strong"/>
+          <w:rFonts w:ascii="Arial" w:hAnsi="Arial" w:cs="Arial"/>
+          <w:sz w:val="18"/>
+        </w:rPr>
+        <w:t>reproducibility</w:t>
+      </w:r>
+      <w:r>
+        <w:rPr>
+          <w:rFonts w:ascii="Arial" w:hAnsi="Arial" w:cs="Arial"/>
+          <w:sz w:val="18"/>
+        </w:rPr>
+        <w:t>, and safe rollout practices, reducing regressions across releases.</w:t>
       </w:r>
     </w:p>
     <w:p>
@@ -2871,7 +4287,7 @@
         <w:pStyle w:val="NormalWeb"/>
         <w:numPr>
           <w:ilvl w:val="0"/>
-          <w:numId w:val="4"/>
+          <w:numId w:val="10"/>
         </w:numPr>
         <w:jc w:val="both"/>
         <w:rPr>
@@ -2884,7 +4300,52 @@
           <w:rFonts w:ascii="Arial" w:hAnsi="Arial" w:cs="Arial"/>
           <w:sz w:val="18"/>
         </w:rPr>
-        <w:t>I mentored teammates into ML production practices, helping them move from notebooks to services with monitoring, alerting, and clear operational ownership.</w:t>
+        <w:t xml:space="preserve">Mentored teammates into </w:t>
+      </w:r>
+      <w:r>
+        <w:rPr>
+          <w:rStyle w:val="Strong"/>
+          <w:rFonts w:ascii="Arial" w:hAnsi="Arial" w:cs="Arial"/>
+          <w:sz w:val="18"/>
+        </w:rPr>
+        <w:t>ML production</w:t>
+      </w:r>
+      <w:r>
+        <w:rPr>
+          <w:rFonts w:ascii="Arial" w:hAnsi="Arial" w:cs="Arial"/>
+          <w:sz w:val="18"/>
+        </w:rPr>
+        <w:t xml:space="preserve"> practices, helping them move from notebooks to services with </w:t>
+      </w:r>
+      <w:r>
+        <w:rPr>
+          <w:rStyle w:val="Strong"/>
+          <w:rFonts w:ascii="Arial" w:hAnsi="Arial" w:cs="Arial"/>
+          <w:sz w:val="18"/>
+        </w:rPr>
+        <w:t>monitoring</w:t>
+      </w:r>
+      <w:r>
+        <w:rPr>
+          <w:rFonts w:ascii="Arial" w:hAnsi="Arial" w:cs="Arial"/>
+          <w:sz w:val="18"/>
+        </w:rPr>
+        <w:t xml:space="preserve">, </w:t>
+      </w:r>
+      <w:r>
+        <w:rPr>
+          <w:rStyle w:val="Strong"/>
+          <w:rFonts w:ascii="Arial" w:hAnsi="Arial" w:cs="Arial"/>
+          <w:sz w:val="18"/>
+        </w:rPr>
+        <w:t>alerting</w:t>
+      </w:r>
+      <w:r>
+        <w:rPr>
+          <w:rFonts w:ascii="Arial" w:hAnsi="Arial" w:cs="Arial"/>
+          <w:sz w:val="18"/>
+        </w:rPr>
+        <w:t>, and clear operational ownership.</w:t>
       </w:r>
     </w:p>
     <w:tbl>
@@ -2994,7 +4455,7 @@
         <w:pStyle w:val="NormalWeb"/>
         <w:numPr>
           <w:ilvl w:val="0"/>
-          <w:numId w:val="6"/>
+          <w:numId w:val="11"/>
         </w:numPr>
         <w:jc w:val="both"/>
         <w:rPr>
@@ -3007,7 +4468,22 @@
           <w:rFonts w:ascii="Arial" w:hAnsi="Arial" w:cs="Arial"/>
           <w:sz w:val="18"/>
         </w:rPr>
-        <w:t xml:space="preserve">I built and maintained data-heavy REST endpoints using </w:t>
+        <w:t xml:space="preserve">Built and maintained data-heavy </w:t>
+      </w:r>
+      <w:r>
+        <w:rPr>
+          <w:rStyle w:val="Strong"/>
+          <w:rFonts w:ascii="Arial" w:hAnsi="Arial" w:cs="Arial"/>
+          <w:sz w:val="18"/>
+        </w:rPr>
+        <w:t>REST endpoints</w:t>
+      </w:r>
+      <w:r>
+        <w:rPr>
+          <w:rFonts w:ascii="Arial" w:hAnsi="Arial" w:cs="Arial"/>
+          <w:sz w:val="18"/>
+        </w:rPr>
+        <w:t xml:space="preserve"> using </w:t>
       </w:r>
       <w:r>
         <w:rPr>
@@ -3037,7 +4513,22 @@
           <w:rFonts w:ascii="Arial" w:hAnsi="Arial" w:cs="Arial"/>
           <w:sz w:val="18"/>
         </w:rPr>
-        <w:t>, implementing predictable request/response contracts that reduced downstream integration confusion.</w:t>
+        <w:t xml:space="preserve">, implementing predictable request/response </w:t>
+      </w:r>
+      <w:r>
+        <w:rPr>
+          <w:rStyle w:val="Strong"/>
+          <w:rFonts w:ascii="Arial" w:hAnsi="Arial" w:cs="Arial"/>
+          <w:sz w:val="18"/>
+        </w:rPr>
+        <w:t>contracts</w:t>
+      </w:r>
+      <w:r>
+        <w:rPr>
+          <w:rFonts w:ascii="Arial" w:hAnsi="Arial" w:cs="Arial"/>
+          <w:sz w:val="18"/>
+        </w:rPr>
+        <w:t xml:space="preserve"> that reduced downstream integration confusion.</w:t>
       </w:r>
     </w:p>
     <w:p>
@@ -3045,7 +4536,7 @@
         <w:pStyle w:val="NormalWeb"/>
         <w:numPr>
           <w:ilvl w:val="0"/>
-          <w:numId w:val="6"/>
+          <w:numId w:val="11"/>
         </w:numPr>
         <w:jc w:val="both"/>
         <w:rPr>
@@ -3058,7 +4549,67 @@
           <w:rFonts w:ascii="Arial" w:hAnsi="Arial" w:cs="Arial"/>
           <w:sz w:val="18"/>
         </w:rPr>
-        <w:t>I fixed a high-impact financial bug where locale parsing and rounding drifted totals, stabilizing computations with decimal-safe handling and regression tests for edge-case inputs.</w:t>
+        <w:t xml:space="preserve">Fixed a high-impact financial bug where </w:t>
+      </w:r>
+      <w:r>
+        <w:rPr>
+          <w:rStyle w:val="Strong"/>
+          <w:rFonts w:ascii="Arial" w:hAnsi="Arial" w:cs="Arial"/>
+          <w:sz w:val="18"/>
+        </w:rPr>
+        <w:t>locale parsing</w:t>
+      </w:r>
+      <w:r>
+        <w:rPr>
+          <w:rFonts w:ascii="Arial" w:hAnsi="Arial" w:cs="Arial"/>
+          <w:sz w:val="18"/>
+        </w:rPr>
+        <w:t xml:space="preserve"> and </w:t>
+      </w:r>
+      <w:r>
+        <w:rPr>
+          <w:rStyle w:val="Strong"/>
+          <w:rFonts w:ascii="Arial" w:hAnsi="Arial" w:cs="Arial"/>
+          <w:sz w:val="18"/>
+        </w:rPr>
+        <w:t>rounding</w:t>
+      </w:r>
+      <w:r>
+        <w:rPr>
+          <w:rFonts w:ascii="Arial" w:hAnsi="Arial" w:cs="Arial"/>
+          <w:sz w:val="18"/>
+        </w:rPr>
+        <w:t xml:space="preserve"> drifted totals, stabilizing computations with </w:t>
+      </w:r>
+      <w:r>
+        <w:rPr>
+          <w:rStyle w:val="Strong"/>
+          <w:rFonts w:ascii="Arial" w:hAnsi="Arial" w:cs="Arial"/>
+          <w:sz w:val="18"/>
+        </w:rPr>
+        <w:t>decimal-safe handling</w:t>
+      </w:r>
+      <w:r>
+        <w:rPr>
+          <w:rFonts w:ascii="Arial" w:hAnsi="Arial" w:cs="Arial"/>
+          <w:sz w:val="18"/>
+        </w:rPr>
+        <w:t xml:space="preserve"> and </w:t>
+      </w:r>
+      <w:r>
+        <w:rPr>
+          <w:rStyle w:val="Strong"/>
+          <w:rFonts w:ascii="Arial" w:hAnsi="Arial" w:cs="Arial"/>
+          <w:sz w:val="18"/>
+        </w:rPr>
+        <w:t>regression tests</w:t>
+      </w:r>
+      <w:r>
+        <w:rPr>
+          <w:rFonts w:ascii="Arial" w:hAnsi="Arial" w:cs="Arial"/>
+          <w:sz w:val="18"/>
+        </w:rPr>
+        <w:t xml:space="preserve"> for edge-case inputs.</w:t>
       </w:r>
     </w:p>
     <w:p>
@@ -3066,7 +4617,7 @@
         <w:pStyle w:val="NormalWeb"/>
         <w:numPr>
           <w:ilvl w:val="0"/>
-          <w:numId w:val="6"/>
+          <w:numId w:val="11"/>
         </w:numPr>
         <w:jc w:val="both"/>
         <w:rPr>
@@ -3079,11 +4630,42 @@
           <w:rFonts w:ascii="Arial" w:hAnsi="Arial" w:cs="Arial"/>
           <w:sz w:val="18"/>
         </w:rPr>
-        <w:t xml:space="preserve">I helped move legacy batch scripts into queue-backed background workers with retries and </w:t>
+        <w:t xml:space="preserve">Helped move legacy batch scripts into </w:t>
+      </w:r>
+      <w:r>
+        <w:rPr>
+          <w:rStyle w:val="Strong"/>
+          <w:rFonts w:ascii="Arial" w:hAnsi="Arial" w:cs="Arial"/>
+          <w:sz w:val="18"/>
+        </w:rPr>
+        <w:t>queue-backed background workers</w:t>
+      </w:r>
+      <w:r>
+        <w:rPr>
+          <w:rFonts w:ascii="Arial" w:hAnsi="Arial" w:cs="Arial"/>
+          <w:sz w:val="18"/>
+        </w:rPr>
+        <w:t xml:space="preserve"> with </w:t>
+      </w:r>
+      <w:r>
+        <w:rPr>
+          <w:rStyle w:val="Strong"/>
+          <w:rFonts w:ascii="Arial" w:hAnsi="Arial" w:cs="Arial"/>
+          <w:sz w:val="18"/>
+        </w:rPr>
+        <w:t>retries</w:t>
+      </w:r>
+      <w:r>
+        <w:rPr>
+          <w:rFonts w:ascii="Arial" w:hAnsi="Arial" w:cs="Arial"/>
+          <w:sz w:val="18"/>
+        </w:rPr>
+        <w:t xml:space="preserve"> and </w:t>
       </w:r>
       <w:proofErr w:type="spellStart"/>
       <w:r>
         <w:rPr>
+          <w:rStyle w:val="Strong"/>
           <w:rFonts w:ascii="Arial" w:hAnsi="Arial" w:cs="Arial"/>
           <w:sz w:val="18"/>
         </w:rPr>
@@ -3095,7 +4677,22 @@
           <w:rFonts w:ascii="Arial" w:hAnsi="Arial" w:cs="Arial"/>
           <w:sz w:val="18"/>
         </w:rPr>
-        <w:t xml:space="preserve"> patterns, reducing manual reruns and improving operational reliability.</w:t>
+        <w:t xml:space="preserve"> patterns, reducing manual reruns and improving operational </w:t>
+      </w:r>
+      <w:r>
+        <w:rPr>
+          <w:rStyle w:val="Strong"/>
+          <w:rFonts w:ascii="Arial" w:hAnsi="Arial" w:cs="Arial"/>
+          <w:sz w:val="18"/>
+        </w:rPr>
+        <w:t>reliability</w:t>
+      </w:r>
+      <w:r>
+        <w:rPr>
+          <w:rFonts w:ascii="Arial" w:hAnsi="Arial" w:cs="Arial"/>
+          <w:sz w:val="18"/>
+        </w:rPr>
+        <w:t>.</w:t>
       </w:r>
     </w:p>
     <w:p>
@@ -3103,7 +4700,7 @@
         <w:pStyle w:val="NormalWeb"/>
         <w:numPr>
           <w:ilvl w:val="0"/>
-          <w:numId w:val="6"/>
+          <w:numId w:val="11"/>
         </w:numPr>
         <w:jc w:val="both"/>
         <w:rPr>
@@ -3116,11 +4713,12 @@
           <w:rFonts w:ascii="Arial" w:hAnsi="Arial" w:cs="Arial"/>
           <w:sz w:val="18"/>
         </w:rPr>
-        <w:t xml:space="preserve">I implemented a search/lookup flow using </w:t>
+        <w:t xml:space="preserve">Implemented a search/lookup flow using </w:t>
       </w:r>
       <w:proofErr w:type="spellStart"/>
       <w:r>
         <w:rPr>
+          <w:rStyle w:val="Strong"/>
           <w:rFonts w:ascii="Arial" w:hAnsi="Arial" w:cs="Arial"/>
           <w:sz w:val="18"/>
         </w:rPr>
@@ -3129,10 +4727,63 @@
       <w:proofErr w:type="spellEnd"/>
       <w:r>
         <w:rPr>
-          <w:rFonts w:ascii="Arial" w:hAnsi="Arial" w:cs="Arial"/>
-          <w:sz w:val="18"/>
-        </w:rPr>
-        <w:t xml:space="preserve"> mappings and analyzers, improving query responsiveness through tuned pagination and targeted index adjustments.</w:t>
+          <w:rStyle w:val="Strong"/>
+          <w:rFonts w:ascii="Arial" w:hAnsi="Arial" w:cs="Arial"/>
+          <w:sz w:val="18"/>
+        </w:rPr>
+        <w:t xml:space="preserve"> mappings</w:t>
+      </w:r>
+      <w:r>
+        <w:rPr>
+          <w:rFonts w:ascii="Arial" w:hAnsi="Arial" w:cs="Arial"/>
+          <w:sz w:val="18"/>
+        </w:rPr>
+        <w:t xml:space="preserve"> and </w:t>
+      </w:r>
+      <w:r>
+        <w:rPr>
+          <w:rStyle w:val="Strong"/>
+          <w:rFonts w:ascii="Arial" w:hAnsi="Arial" w:cs="Arial"/>
+          <w:sz w:val="18"/>
+        </w:rPr>
+        <w:t>analyzers</w:t>
+      </w:r>
+      <w:r>
+        <w:rPr>
+          <w:rFonts w:ascii="Arial" w:hAnsi="Arial" w:cs="Arial"/>
+          <w:sz w:val="18"/>
+        </w:rPr>
+        <w:t xml:space="preserve">, improving query responsiveness through tuned </w:t>
+      </w:r>
+      <w:r>
+        <w:rPr>
+          <w:rStyle w:val="Strong"/>
+          <w:rFonts w:ascii="Arial" w:hAnsi="Arial" w:cs="Arial"/>
+          <w:sz w:val="18"/>
+        </w:rPr>
+        <w:t>pagination</w:t>
+      </w:r>
+      <w:r>
+        <w:rPr>
+          <w:rFonts w:ascii="Arial" w:hAnsi="Arial" w:cs="Arial"/>
+          <w:sz w:val="18"/>
+        </w:rPr>
+        <w:t xml:space="preserve"> and targeted </w:t>
+      </w:r>
+      <w:r>
+        <w:rPr>
+          <w:rStyle w:val="Strong"/>
+          <w:rFonts w:ascii="Arial" w:hAnsi="Arial" w:cs="Arial"/>
+          <w:sz w:val="18"/>
+        </w:rPr>
+        <w:t>index</w:t>
+      </w:r>
+      <w:r>
+        <w:rPr>
+          <w:rFonts w:ascii="Arial" w:hAnsi="Arial" w:cs="Arial"/>
+          <w:sz w:val="18"/>
+        </w:rPr>
+        <w:t xml:space="preserve"> adjustments.</w:t>
       </w:r>
     </w:p>
     <w:p>
@@ -3140,7 +4791,7 @@
         <w:pStyle w:val="NormalWeb"/>
         <w:numPr>
           <w:ilvl w:val="0"/>
-          <w:numId w:val="6"/>
+          <w:numId w:val="11"/>
         </w:numPr>
         <w:jc w:val="both"/>
         <w:rPr>
@@ -3153,7 +4804,37 @@
           <w:rFonts w:ascii="Arial" w:hAnsi="Arial" w:cs="Arial"/>
           <w:sz w:val="18"/>
         </w:rPr>
-        <w:t>I added correlation IDs and structured logs to core API flows, making incidents easier to trace across services, workers, and database operations.</w:t>
+        <w:t xml:space="preserve">Added </w:t>
+      </w:r>
+      <w:r>
+        <w:rPr>
+          <w:rStyle w:val="Strong"/>
+          <w:rFonts w:ascii="Arial" w:hAnsi="Arial" w:cs="Arial"/>
+          <w:sz w:val="18"/>
+        </w:rPr>
+        <w:t>correlation IDs</w:t>
+      </w:r>
+      <w:r>
+        <w:rPr>
+          <w:rFonts w:ascii="Arial" w:hAnsi="Arial" w:cs="Arial"/>
+          <w:sz w:val="18"/>
+        </w:rPr>
+        <w:t xml:space="preserve"> and </w:t>
+      </w:r>
+      <w:r>
+        <w:rPr>
+          <w:rStyle w:val="Strong"/>
+          <w:rFonts w:ascii="Arial" w:hAnsi="Arial" w:cs="Arial"/>
+          <w:sz w:val="18"/>
+        </w:rPr>
+        <w:t>structured logs</w:t>
+      </w:r>
+      <w:r>
+        <w:rPr>
+          <w:rFonts w:ascii="Arial" w:hAnsi="Arial" w:cs="Arial"/>
+          <w:sz w:val="18"/>
+        </w:rPr>
+        <w:t xml:space="preserve"> to core API flows, making incidents easier to trace across services, workers, and database operations.</w:t>
       </w:r>
     </w:p>
     <w:p>
@@ -3161,7 +4842,7 @@
         <w:pStyle w:val="NormalWeb"/>
         <w:numPr>
           <w:ilvl w:val="0"/>
-          <w:numId w:val="6"/>
+          <w:numId w:val="11"/>
         </w:numPr>
         <w:jc w:val="both"/>
         <w:rPr>
@@ -3174,7 +4855,52 @@
           <w:rFonts w:ascii="Arial" w:hAnsi="Arial" w:cs="Arial"/>
           <w:sz w:val="18"/>
         </w:rPr>
-        <w:t>I optimized slow SQL reports using indexes and query plan reviews, lowering latency and preventing timeouts during business-critical reporting periods.</w:t>
+        <w:t xml:space="preserve">Optimized slow </w:t>
+      </w:r>
+      <w:r>
+        <w:rPr>
+          <w:rStyle w:val="Strong"/>
+          <w:rFonts w:ascii="Arial" w:hAnsi="Arial" w:cs="Arial"/>
+          <w:sz w:val="18"/>
+        </w:rPr>
+        <w:t>SQL reports</w:t>
+      </w:r>
+      <w:r>
+        <w:rPr>
+          <w:rFonts w:ascii="Arial" w:hAnsi="Arial" w:cs="Arial"/>
+          <w:sz w:val="18"/>
+        </w:rPr>
+        <w:t xml:space="preserve"> using </w:t>
+      </w:r>
+      <w:r>
+        <w:rPr>
+          <w:rStyle w:val="Strong"/>
+          <w:rFonts w:ascii="Arial" w:hAnsi="Arial" w:cs="Arial"/>
+          <w:sz w:val="18"/>
+        </w:rPr>
+        <w:t>indexes</w:t>
+      </w:r>
+      <w:r>
+        <w:rPr>
+          <w:rFonts w:ascii="Arial" w:hAnsi="Arial" w:cs="Arial"/>
+          <w:sz w:val="18"/>
+        </w:rPr>
+        <w:t xml:space="preserve"> and </w:t>
+      </w:r>
+      <w:r>
+        <w:rPr>
+          <w:rStyle w:val="Strong"/>
+          <w:rFonts w:ascii="Arial" w:hAnsi="Arial" w:cs="Arial"/>
+          <w:sz w:val="18"/>
+        </w:rPr>
+        <w:t>query plan</w:t>
+      </w:r>
+      <w:r>
+        <w:rPr>
+          <w:rFonts w:ascii="Arial" w:hAnsi="Arial" w:cs="Arial"/>
+          <w:sz w:val="18"/>
+        </w:rPr>
+        <w:t xml:space="preserve"> reviews, lowering latency and preventing timeouts during business-critical reporting periods.</w:t>
       </w:r>
     </w:p>
     <w:p>
@@ -3182,7 +4908,7 @@
         <w:pStyle w:val="NormalWeb"/>
         <w:numPr>
           <w:ilvl w:val="0"/>
-          <w:numId w:val="6"/>
+          <w:numId w:val="11"/>
         </w:numPr>
         <w:jc w:val="both"/>
         <w:rPr>
@@ -3195,7 +4921,37 @@
           <w:rFonts w:ascii="Arial" w:hAnsi="Arial" w:cs="Arial"/>
           <w:sz w:val="18"/>
         </w:rPr>
-        <w:t>I shipped an interpretable document categorization feature using a simple classical ML baseline, enabling lightweight automation with clear confidence thresholds for reviewers.</w:t>
+        <w:t xml:space="preserve">Shipped an interpretable document categorization feature using a simple classical </w:t>
+      </w:r>
+      <w:r>
+        <w:rPr>
+          <w:rStyle w:val="Strong"/>
+          <w:rFonts w:ascii="Arial" w:hAnsi="Arial" w:cs="Arial"/>
+          <w:sz w:val="18"/>
+        </w:rPr>
+        <w:t>ML baseline</w:t>
+      </w:r>
+      <w:r>
+        <w:rPr>
+          <w:rFonts w:ascii="Arial" w:hAnsi="Arial" w:cs="Arial"/>
+          <w:sz w:val="18"/>
+        </w:rPr>
+        <w:t xml:space="preserve">, enabling lightweight automation with clear </w:t>
+      </w:r>
+      <w:r>
+        <w:rPr>
+          <w:rStyle w:val="Strong"/>
+          <w:rFonts w:ascii="Arial" w:hAnsi="Arial" w:cs="Arial"/>
+          <w:sz w:val="18"/>
+        </w:rPr>
+        <w:t>confidence thresholds</w:t>
+      </w:r>
+      <w:r>
+        <w:rPr>
+          <w:rFonts w:ascii="Arial" w:hAnsi="Arial" w:cs="Arial"/>
+          <w:sz w:val="18"/>
+        </w:rPr>
+        <w:t xml:space="preserve"> for reviewers.</w:t>
       </w:r>
     </w:p>
     <w:p>
@@ -3203,7 +4959,7 @@
         <w:pStyle w:val="NormalWeb"/>
         <w:numPr>
           <w:ilvl w:val="0"/>
-          <w:numId w:val="6"/>
+          <w:numId w:val="11"/>
         </w:numPr>
         <w:jc w:val="both"/>
         <w:rPr>
@@ -3216,7 +4972,52 @@
           <w:rFonts w:ascii="Arial" w:hAnsi="Arial" w:cs="Arial"/>
           <w:sz w:val="18"/>
         </w:rPr>
-        <w:t>I reduced third-party integration failures by adding schema validation, safer retries, and clearer error handling that improved partner debugging and reduced support tickets.</w:t>
+        <w:t xml:space="preserve">Reduced third-party integration failures by adding </w:t>
+      </w:r>
+      <w:r>
+        <w:rPr>
+          <w:rStyle w:val="Strong"/>
+          <w:rFonts w:ascii="Arial" w:hAnsi="Arial" w:cs="Arial"/>
+          <w:sz w:val="18"/>
+        </w:rPr>
+        <w:t>schema validation</w:t>
+      </w:r>
+      <w:r>
+        <w:rPr>
+          <w:rFonts w:ascii="Arial" w:hAnsi="Arial" w:cs="Arial"/>
+          <w:sz w:val="18"/>
+        </w:rPr>
+        <w:t xml:space="preserve">, safer </w:t>
+      </w:r>
+      <w:r>
+        <w:rPr>
+          <w:rStyle w:val="Strong"/>
+          <w:rFonts w:ascii="Arial" w:hAnsi="Arial" w:cs="Arial"/>
+          <w:sz w:val="18"/>
+        </w:rPr>
+        <w:t>retries</w:t>
+      </w:r>
+      <w:r>
+        <w:rPr>
+          <w:rFonts w:ascii="Arial" w:hAnsi="Arial" w:cs="Arial"/>
+          <w:sz w:val="18"/>
+        </w:rPr>
+        <w:t xml:space="preserve">, and clearer </w:t>
+      </w:r>
+      <w:r>
+        <w:rPr>
+          <w:rStyle w:val="Strong"/>
+          <w:rFonts w:ascii="Arial" w:hAnsi="Arial" w:cs="Arial"/>
+          <w:sz w:val="18"/>
+        </w:rPr>
+        <w:t>error handling</w:t>
+      </w:r>
+      <w:r>
+        <w:rPr>
+          <w:rFonts w:ascii="Arial" w:hAnsi="Arial" w:cs="Arial"/>
+          <w:sz w:val="18"/>
+        </w:rPr>
+        <w:t xml:space="preserve"> that improved partner debugging and reduced support tickets.</w:t>
       </w:r>
     </w:p>
     <w:p>
@@ -3224,7 +5025,7 @@
         <w:pStyle w:val="NormalWeb"/>
         <w:numPr>
           <w:ilvl w:val="0"/>
-          <w:numId w:val="6"/>
+          <w:numId w:val="11"/>
         </w:numPr>
         <w:jc w:val="both"/>
         <w:rPr>
@@ -3237,7 +5038,37 @@
           <w:rFonts w:ascii="Arial" w:hAnsi="Arial" w:cs="Arial"/>
           <w:sz w:val="18"/>
         </w:rPr>
-        <w:t>I supported dependency and framework upgrades by testing changes, removing deprecated usage, and validating builds to prevent CI and deployment breakages.</w:t>
+        <w:t xml:space="preserve">Supported dependency and framework upgrades by testing changes, removing </w:t>
+      </w:r>
+      <w:r>
+        <w:rPr>
+          <w:rStyle w:val="Strong"/>
+          <w:rFonts w:ascii="Arial" w:hAnsi="Arial" w:cs="Arial"/>
+          <w:sz w:val="18"/>
+        </w:rPr>
+        <w:t>deprecated usage</w:t>
+      </w:r>
+      <w:r>
+        <w:rPr>
+          <w:rFonts w:ascii="Arial" w:hAnsi="Arial" w:cs="Arial"/>
+          <w:sz w:val="18"/>
+        </w:rPr>
+        <w:t xml:space="preserve">, and validating builds to prevent </w:t>
+      </w:r>
+      <w:r>
+        <w:rPr>
+          <w:rStyle w:val="Strong"/>
+          <w:rFonts w:ascii="Arial" w:hAnsi="Arial" w:cs="Arial"/>
+          <w:sz w:val="18"/>
+        </w:rPr>
+        <w:t>CI</w:t>
+      </w:r>
+      <w:r>
+        <w:rPr>
+          <w:rFonts w:ascii="Arial" w:hAnsi="Arial" w:cs="Arial"/>
+          <w:sz w:val="18"/>
+        </w:rPr>
+        <w:t xml:space="preserve"> and deployment breakages.</w:t>
       </w:r>
     </w:p>
     <w:p>
@@ -3245,7 +5076,7 @@
         <w:pStyle w:val="NormalWeb"/>
         <w:numPr>
           <w:ilvl w:val="0"/>
-          <w:numId w:val="6"/>
+          <w:numId w:val="11"/>
         </w:numPr>
         <w:jc w:val="both"/>
         <w:rPr>
@@ -3258,7 +5089,37 @@
           <w:rFonts w:ascii="Arial" w:hAnsi="Arial" w:cs="Arial"/>
           <w:sz w:val="18"/>
         </w:rPr>
-        <w:t>I strengthened delivery quality by adding unit/integration tests and CI checks that caught regressions earlier and improved release confidence.</w:t>
+        <w:t xml:space="preserve">Strengthened delivery quality by adding </w:t>
+      </w:r>
+      <w:r>
+        <w:rPr>
+          <w:rStyle w:val="Strong"/>
+          <w:rFonts w:ascii="Arial" w:hAnsi="Arial" w:cs="Arial"/>
+          <w:sz w:val="18"/>
+        </w:rPr>
+        <w:t>unit/integration tests</w:t>
+      </w:r>
+      <w:r>
+        <w:rPr>
+          <w:rFonts w:ascii="Arial" w:hAnsi="Arial" w:cs="Arial"/>
+          <w:sz w:val="18"/>
+        </w:rPr>
+        <w:t xml:space="preserve"> and </w:t>
+      </w:r>
+      <w:r>
+        <w:rPr>
+          <w:rStyle w:val="Strong"/>
+          <w:rFonts w:ascii="Arial" w:hAnsi="Arial" w:cs="Arial"/>
+          <w:sz w:val="18"/>
+        </w:rPr>
+        <w:t>CI checks</w:t>
+      </w:r>
+      <w:r>
+        <w:rPr>
+          <w:rFonts w:ascii="Arial" w:hAnsi="Arial" w:cs="Arial"/>
+          <w:sz w:val="18"/>
+        </w:rPr>
+        <w:t xml:space="preserve"> that caught regressions earlier and improved release confidence.</w:t>
       </w:r>
     </w:p>
     <w:p>
@@ -3266,7 +5127,7 @@
         <w:pStyle w:val="NormalWeb"/>
         <w:numPr>
           <w:ilvl w:val="0"/>
-          <w:numId w:val="6"/>
+          <w:numId w:val="11"/>
         </w:numPr>
         <w:jc w:val="both"/>
         <w:rPr>
@@ -3279,7 +5140,7 @@
           <w:rFonts w:ascii="Arial" w:hAnsi="Arial" w:cs="Arial"/>
           <w:sz w:val="18"/>
         </w:rPr>
-        <w:t>I worked closely with stakeholders to break operational pain points into small deliverables, shipping incremental improvements that users adopted quickly.</w:t>
+        <w:t>Worked closely with stakeholders to break operational pain points into small deliverables, shipping incremental improvements that users adopted quickly.</w:t>
       </w:r>
     </w:p>
     <w:p>
@@ -3428,8 +5289,6 @@
           <w:szCs w:val="18"/>
         </w:rPr>
       </w:pPr>
-      <w:bookmarkStart w:id="0" w:name="_GoBack"/>
-      <w:bookmarkEnd w:id="0"/>
     </w:p>
     <w:p>
       <w:pPr>
@@ -3944,6 +5803,345 @@
     </w:lvl>
   </w:abstractNum>
   <w:abstractNum w:abstractNumId="1">
+    <w:nsid w:val="022D1EC1"/>
+    <w:multiLevelType w:val="hybridMultilevel"/>
+    <w:tmpl w:val="FEFA61C6"/>
+    <w:lvl w:ilvl="0" w:tplc="0409000B">
+      <w:start w:val="1"/>
+      <w:numFmt w:val="bullet"/>
+      <w:lvlText w:val=""/>
+      <w:lvlJc w:val="left"/>
+      <w:pPr>
+        <w:ind w:left="360" w:hanging="360"/>
+      </w:pPr>
+      <w:rPr>
+        <w:rFonts w:ascii="Wingdings" w:hAnsi="Wingdings" w:hint="default"/>
+      </w:rPr>
+    </w:lvl>
+    <w:lvl w:ilvl="1" w:tplc="04090003" w:tentative="1">
+      <w:start w:val="1"/>
+      <w:numFmt w:val="bullet"/>
+      <w:lvlText w:val="o"/>
+      <w:lvlJc w:val="left"/>
+      <w:pPr>
+        <w:ind w:left="1080" w:hanging="360"/>
+      </w:pPr>
+      <w:rPr>
+        <w:rFonts w:ascii="Courier New" w:hAnsi="Courier New" w:cs="Courier New" w:hint="default"/>
+      </w:rPr>
+    </w:lvl>
+    <w:lvl w:ilvl="2" w:tplc="04090005" w:tentative="1">
+      <w:start w:val="1"/>
+      <w:numFmt w:val="bullet"/>
+      <w:lvlText w:val=""/>
+      <w:lvlJc w:val="left"/>
+      <w:pPr>
+        <w:ind w:left="1800" w:hanging="360"/>
+      </w:pPr>
+      <w:rPr>
+        <w:rFonts w:ascii="Wingdings" w:hAnsi="Wingdings" w:hint="default"/>
+      </w:rPr>
+    </w:lvl>
+    <w:lvl w:ilvl="3" w:tplc="04090001" w:tentative="1">
+      <w:start w:val="1"/>
+      <w:numFmt w:val="bullet"/>
+      <w:lvlText w:val=""/>
+      <w:lvlJc w:val="left"/>
+      <w:pPr>
+        <w:ind w:left="2520" w:hanging="360"/>
+      </w:pPr>
+      <w:rPr>
+        <w:rFonts w:ascii="Symbol" w:hAnsi="Symbol" w:hint="default"/>
+      </w:rPr>
+    </w:lvl>
+    <w:lvl w:ilvl="4" w:tplc="04090003" w:tentative="1">
+      <w:start w:val="1"/>
+      <w:numFmt w:val="bullet"/>
+      <w:lvlText w:val="o"/>
+      <w:lvlJc w:val="left"/>
+      <w:pPr>
+        <w:ind w:left="3240" w:hanging="360"/>
+      </w:pPr>
+      <w:rPr>
+        <w:rFonts w:ascii="Courier New" w:hAnsi="Courier New" w:cs="Courier New" w:hint="default"/>
+      </w:rPr>
+    </w:lvl>
+    <w:lvl w:ilvl="5" w:tplc="04090005" w:tentative="1">
+      <w:start w:val="1"/>
+      <w:numFmt w:val="bullet"/>
+      <w:lvlText w:val=""/>
+      <w:lvlJc w:val="left"/>
+      <w:pPr>
+        <w:ind w:left="3960" w:hanging="360"/>
+      </w:pPr>
+      <w:rPr>
+        <w:rFonts w:ascii="Wingdings" w:hAnsi="Wingdings" w:hint="default"/>
+      </w:rPr>
+    </w:lvl>
+    <w:lvl w:ilvl="6" w:tplc="04090001" w:tentative="1">
+      <w:start w:val="1"/>
+      <w:numFmt w:val="bullet"/>
+      <w:lvlText w:val=""/>
+      <w:lvlJc w:val="left"/>
+      <w:pPr>
+        <w:ind w:left="4680" w:hanging="360"/>
+      </w:pPr>
+      <w:rPr>
+        <w:rFonts w:ascii="Symbol" w:hAnsi="Symbol" w:hint="default"/>
+      </w:rPr>
+    </w:lvl>
+    <w:lvl w:ilvl="7" w:tplc="04090003" w:tentative="1">
+      <w:start w:val="1"/>
+      <w:numFmt w:val="bullet"/>
+      <w:lvlText w:val="o"/>
+      <w:lvlJc w:val="left"/>
+      <w:pPr>
+        <w:ind w:left="5400" w:hanging="360"/>
+      </w:pPr>
+      <w:rPr>
+        <w:rFonts w:ascii="Courier New" w:hAnsi="Courier New" w:cs="Courier New" w:hint="default"/>
+      </w:rPr>
+    </w:lvl>
+    <w:lvl w:ilvl="8" w:tplc="04090005" w:tentative="1">
+      <w:start w:val="1"/>
+      <w:numFmt w:val="bullet"/>
+      <w:lvlText w:val=""/>
+      <w:lvlJc w:val="left"/>
+      <w:pPr>
+        <w:ind w:left="6120" w:hanging="360"/>
+      </w:pPr>
+      <w:rPr>
+        <w:rFonts w:ascii="Wingdings" w:hAnsi="Wingdings" w:hint="default"/>
+      </w:rPr>
+    </w:lvl>
+  </w:abstractNum>
+  <w:abstractNum w:abstractNumId="2">
+    <w:nsid w:val="0A1215A5"/>
+    <w:multiLevelType w:val="hybridMultilevel"/>
+    <w:tmpl w:val="4270472A"/>
+    <w:lvl w:ilvl="0" w:tplc="0409000B">
+      <w:start w:val="1"/>
+      <w:numFmt w:val="bullet"/>
+      <w:lvlText w:val=""/>
+      <w:lvlJc w:val="left"/>
+      <w:pPr>
+        <w:ind w:left="360" w:hanging="360"/>
+      </w:pPr>
+      <w:rPr>
+        <w:rFonts w:ascii="Wingdings" w:hAnsi="Wingdings" w:hint="default"/>
+      </w:rPr>
+    </w:lvl>
+    <w:lvl w:ilvl="1" w:tplc="04090003" w:tentative="1">
+      <w:start w:val="1"/>
+      <w:numFmt w:val="bullet"/>
+      <w:lvlText w:val="o"/>
+      <w:lvlJc w:val="left"/>
+      <w:pPr>
+        <w:ind w:left="1080" w:hanging="360"/>
+      </w:pPr>
+      <w:rPr>
+        <w:rFonts w:ascii="Courier New" w:hAnsi="Courier New" w:cs="Courier New" w:hint="default"/>
+      </w:rPr>
+    </w:lvl>
+    <w:lvl w:ilvl="2" w:tplc="04090005" w:tentative="1">
+      <w:start w:val="1"/>
+      <w:numFmt w:val="bullet"/>
+      <w:lvlText w:val=""/>
+      <w:lvlJc w:val="left"/>
+      <w:pPr>
+        <w:ind w:left="1800" w:hanging="360"/>
+      </w:pPr>
+      <w:rPr>
+        <w:rFonts w:ascii="Wingdings" w:hAnsi="Wingdings" w:hint="default"/>
+      </w:rPr>
+    </w:lvl>
+    <w:lvl w:ilvl="3" w:tplc="04090001" w:tentative="1">
+      <w:start w:val="1"/>
+      <w:numFmt w:val="bullet"/>
+      <w:lvlText w:val=""/>
+      <w:lvlJc w:val="left"/>
+      <w:pPr>
+        <w:ind w:left="2520" w:hanging="360"/>
+      </w:pPr>
+      <w:rPr>
+        <w:rFonts w:ascii="Symbol" w:hAnsi="Symbol" w:hint="default"/>
+      </w:rPr>
+    </w:lvl>
+    <w:lvl w:ilvl="4" w:tplc="04090003" w:tentative="1">
+      <w:start w:val="1"/>
+      <w:numFmt w:val="bullet"/>
+      <w:lvlText w:val="o"/>
+      <w:lvlJc w:val="left"/>
+      <w:pPr>
+        <w:ind w:left="3240" w:hanging="360"/>
+      </w:pPr>
+      <w:rPr>
+        <w:rFonts w:ascii="Courier New" w:hAnsi="Courier New" w:cs="Courier New" w:hint="default"/>
+      </w:rPr>
+    </w:lvl>
+    <w:lvl w:ilvl="5" w:tplc="04090005" w:tentative="1">
+      <w:start w:val="1"/>
+      <w:numFmt w:val="bullet"/>
+      <w:lvlText w:val=""/>
+      <w:lvlJc w:val="left"/>
+      <w:pPr>
+        <w:ind w:left="3960" w:hanging="360"/>
+      </w:pPr>
+      <w:rPr>
+        <w:rFonts w:ascii="Wingdings" w:hAnsi="Wingdings" w:hint="default"/>
+      </w:rPr>
+    </w:lvl>
+    <w:lvl w:ilvl="6" w:tplc="04090001" w:tentative="1">
+      <w:start w:val="1"/>
+      <w:numFmt w:val="bullet"/>
+      <w:lvlText w:val=""/>
+      <w:lvlJc w:val="left"/>
+      <w:pPr>
+        <w:ind w:left="4680" w:hanging="360"/>
+      </w:pPr>
+      <w:rPr>
+        <w:rFonts w:ascii="Symbol" w:hAnsi="Symbol" w:hint="default"/>
+      </w:rPr>
+    </w:lvl>
+    <w:lvl w:ilvl="7" w:tplc="04090003" w:tentative="1">
+      <w:start w:val="1"/>
+      <w:numFmt w:val="bullet"/>
+      <w:lvlText w:val="o"/>
+      <w:lvlJc w:val="left"/>
+      <w:pPr>
+        <w:ind w:left="5400" w:hanging="360"/>
+      </w:pPr>
+      <w:rPr>
+        <w:rFonts w:ascii="Courier New" w:hAnsi="Courier New" w:cs="Courier New" w:hint="default"/>
+      </w:rPr>
+    </w:lvl>
+    <w:lvl w:ilvl="8" w:tplc="04090005" w:tentative="1">
+      <w:start w:val="1"/>
+      <w:numFmt w:val="bullet"/>
+      <w:lvlText w:val=""/>
+      <w:lvlJc w:val="left"/>
+      <w:pPr>
+        <w:ind w:left="6120" w:hanging="360"/>
+      </w:pPr>
+      <w:rPr>
+        <w:rFonts w:ascii="Wingdings" w:hAnsi="Wingdings" w:hint="default"/>
+      </w:rPr>
+    </w:lvl>
+  </w:abstractNum>
+  <w:abstractNum w:abstractNumId="3">
+    <w:nsid w:val="0BFF5520"/>
+    <w:multiLevelType w:val="hybridMultilevel"/>
+    <w:tmpl w:val="0896B7A8"/>
+    <w:lvl w:ilvl="0" w:tplc="0409000B">
+      <w:start w:val="1"/>
+      <w:numFmt w:val="bullet"/>
+      <w:lvlText w:val=""/>
+      <w:lvlJc w:val="left"/>
+      <w:pPr>
+        <w:ind w:left="360" w:hanging="360"/>
+      </w:pPr>
+      <w:rPr>
+        <w:rFonts w:ascii="Wingdings" w:hAnsi="Wingdings" w:hint="default"/>
+      </w:rPr>
+    </w:lvl>
+    <w:lvl w:ilvl="1" w:tplc="04090003" w:tentative="1">
+      <w:start w:val="1"/>
+      <w:numFmt w:val="bullet"/>
+      <w:lvlText w:val="o"/>
+      <w:lvlJc w:val="left"/>
+      <w:pPr>
+        <w:ind w:left="1080" w:hanging="360"/>
+      </w:pPr>
+      <w:rPr>
+        <w:rFonts w:ascii="Courier New" w:hAnsi="Courier New" w:cs="Courier New" w:hint="default"/>
+      </w:rPr>
+    </w:lvl>
+    <w:lvl w:ilvl="2" w:tplc="04090005" w:tentative="1">
+      <w:start w:val="1"/>
+      <w:numFmt w:val="bullet"/>
+      <w:lvlText w:val=""/>
+      <w:lvlJc w:val="left"/>
+      <w:pPr>
+        <w:ind w:left="1800" w:hanging="360"/>
+      </w:pPr>
+      <w:rPr>
+        <w:rFonts w:ascii="Wingdings" w:hAnsi="Wingdings" w:hint="default"/>
+      </w:rPr>
+    </w:lvl>
+    <w:lvl w:ilvl="3" w:tplc="04090001" w:tentative="1">
+      <w:start w:val="1"/>
+      <w:numFmt w:val="bullet"/>
+      <w:lvlText w:val=""/>
+      <w:lvlJc w:val="left"/>
+      <w:pPr>
+        <w:ind w:left="2520" w:hanging="360"/>
+      </w:pPr>
+      <w:rPr>
+        <w:rFonts w:ascii="Symbol" w:hAnsi="Symbol" w:hint="default"/>
+      </w:rPr>
+    </w:lvl>
+    <w:lvl w:ilvl="4" w:tplc="04090003" w:tentative="1">
+      <w:start w:val="1"/>
+      <w:numFmt w:val="bullet"/>
+      <w:lvlText w:val="o"/>
+      <w:lvlJc w:val="left"/>
+      <w:pPr>
+        <w:ind w:left="3240" w:hanging="360"/>
+      </w:pPr>
+      <w:rPr>
+        <w:rFonts w:ascii="Courier New" w:hAnsi="Courier New" w:cs="Courier New" w:hint="default"/>
+      </w:rPr>
+    </w:lvl>
+    <w:lvl w:ilvl="5" w:tplc="04090005" w:tentative="1">
+      <w:start w:val="1"/>
+      <w:numFmt w:val="bullet"/>
+      <w:lvlText w:val=""/>
+      <w:lvlJc w:val="left"/>
+      <w:pPr>
+        <w:ind w:left="3960" w:hanging="360"/>
+      </w:pPr>
+      <w:rPr>
+        <w:rFonts w:ascii="Wingdings" w:hAnsi="Wingdings" w:hint="default"/>
+      </w:rPr>
+    </w:lvl>
+    <w:lvl w:ilvl="6" w:tplc="04090001" w:tentative="1">
+      <w:start w:val="1"/>
+      <w:numFmt w:val="bullet"/>
+      <w:lvlText w:val=""/>
+      <w:lvlJc w:val="left"/>
+      <w:pPr>
+        <w:ind w:left="4680" w:hanging="360"/>
+      </w:pPr>
+      <w:rPr>
+        <w:rFonts w:ascii="Symbol" w:hAnsi="Symbol" w:hint="default"/>
+      </w:rPr>
+    </w:lvl>
+    <w:lvl w:ilvl="7" w:tplc="04090003" w:tentative="1">
+      <w:start w:val="1"/>
+      <w:numFmt w:val="bullet"/>
+      <w:lvlText w:val="o"/>
+      <w:lvlJc w:val="left"/>
+      <w:pPr>
+        <w:ind w:left="5400" w:hanging="360"/>
+      </w:pPr>
+      <w:rPr>
+        <w:rFonts w:ascii="Courier New" w:hAnsi="Courier New" w:cs="Courier New" w:hint="default"/>
+      </w:rPr>
+    </w:lvl>
+    <w:lvl w:ilvl="8" w:tplc="04090005" w:tentative="1">
+      <w:start w:val="1"/>
+      <w:numFmt w:val="bullet"/>
+      <w:lvlText w:val=""/>
+      <w:lvlJc w:val="left"/>
+      <w:pPr>
+        <w:ind w:left="6120" w:hanging="360"/>
+      </w:pPr>
+      <w:rPr>
+        <w:rFonts w:ascii="Wingdings" w:hAnsi="Wingdings" w:hint="default"/>
+      </w:rPr>
+    </w:lvl>
+  </w:abstractNum>
+  <w:abstractNum w:abstractNumId="4">
     <w:nsid w:val="18D5485E"/>
     <w:multiLevelType w:val="hybridMultilevel"/>
     <w:tmpl w:val="15E8E3AA"/>
@@ -4056,7 +6254,7 @@
       </w:rPr>
     </w:lvl>
   </w:abstractNum>
-  <w:abstractNum w:abstractNumId="2">
+  <w:abstractNum w:abstractNumId="5">
     <w:nsid w:val="30CA6065"/>
     <w:multiLevelType w:val="hybridMultilevel"/>
     <w:tmpl w:val="B0322030"/>
@@ -4169,7 +6367,7 @@
       </w:rPr>
     </w:lvl>
   </w:abstractNum>
-  <w:abstractNum w:abstractNumId="3">
+  <w:abstractNum w:abstractNumId="6">
     <w:nsid w:val="47750AFF"/>
     <w:multiLevelType w:val="multilevel"/>
     <w:tmpl w:val="081A35C6"/>
@@ -4318,7 +6516,7 @@
       </w:rPr>
     </w:lvl>
   </w:abstractNum>
-  <w:abstractNum w:abstractNumId="4">
+  <w:abstractNum w:abstractNumId="7">
     <w:nsid w:val="4D5F011A"/>
     <w:multiLevelType w:val="hybridMultilevel"/>
     <w:tmpl w:val="EDFA25AC"/>
@@ -4431,7 +6629,233 @@
       </w:rPr>
     </w:lvl>
   </w:abstractNum>
-  <w:abstractNum w:abstractNumId="5">
+  <w:abstractNum w:abstractNumId="8">
+    <w:nsid w:val="5166038B"/>
+    <w:multiLevelType w:val="hybridMultilevel"/>
+    <w:tmpl w:val="43F81366"/>
+    <w:lvl w:ilvl="0" w:tplc="0409000B">
+      <w:start w:val="1"/>
+      <w:numFmt w:val="bullet"/>
+      <w:lvlText w:val=""/>
+      <w:lvlJc w:val="left"/>
+      <w:pPr>
+        <w:ind w:left="360" w:hanging="360"/>
+      </w:pPr>
+      <w:rPr>
+        <w:rFonts w:ascii="Wingdings" w:hAnsi="Wingdings" w:hint="default"/>
+      </w:rPr>
+    </w:lvl>
+    <w:lvl w:ilvl="1" w:tplc="04090003" w:tentative="1">
+      <w:start w:val="1"/>
+      <w:numFmt w:val="bullet"/>
+      <w:lvlText w:val="o"/>
+      <w:lvlJc w:val="left"/>
+      <w:pPr>
+        <w:ind w:left="1080" w:hanging="360"/>
+      </w:pPr>
+      <w:rPr>
+        <w:rFonts w:ascii="Courier New" w:hAnsi="Courier New" w:cs="Courier New" w:hint="default"/>
+      </w:rPr>
+    </w:lvl>
+    <w:lvl w:ilvl="2" w:tplc="04090005" w:tentative="1">
+      <w:start w:val="1"/>
+      <w:numFmt w:val="bullet"/>
+      <w:lvlText w:val=""/>
+      <w:lvlJc w:val="left"/>
+      <w:pPr>
+        <w:ind w:left="1800" w:hanging="360"/>
+      </w:pPr>
+      <w:rPr>
+        <w:rFonts w:ascii="Wingdings" w:hAnsi="Wingdings" w:hint="default"/>
+      </w:rPr>
+    </w:lvl>
+    <w:lvl w:ilvl="3" w:tplc="04090001" w:tentative="1">
+      <w:start w:val="1"/>
+      <w:numFmt w:val="bullet"/>
+      <w:lvlText w:val=""/>
+      <w:lvlJc w:val="left"/>
+      <w:pPr>
+        <w:ind w:left="2520" w:hanging="360"/>
+      </w:pPr>
+      <w:rPr>
+        <w:rFonts w:ascii="Symbol" w:hAnsi="Symbol" w:hint="default"/>
+      </w:rPr>
+    </w:lvl>
+    <w:lvl w:ilvl="4" w:tplc="04090003" w:tentative="1">
+      <w:start w:val="1"/>
+      <w:numFmt w:val="bullet"/>
+      <w:lvlText w:val="o"/>
+      <w:lvlJc w:val="left"/>
+      <w:pPr>
+        <w:ind w:left="3240" w:hanging="360"/>
+      </w:pPr>
+      <w:rPr>
+        <w:rFonts w:ascii="Courier New" w:hAnsi="Courier New" w:cs="Courier New" w:hint="default"/>
+      </w:rPr>
+    </w:lvl>
+    <w:lvl w:ilvl="5" w:tplc="04090005" w:tentative="1">
+      <w:start w:val="1"/>
+      <w:numFmt w:val="bullet"/>
+      <w:lvlText w:val=""/>
+      <w:lvlJc w:val="left"/>
+      <w:pPr>
+        <w:ind w:left="3960" w:hanging="360"/>
+      </w:pPr>
+      <w:rPr>
+        <w:rFonts w:ascii="Wingdings" w:hAnsi="Wingdings" w:hint="default"/>
+      </w:rPr>
+    </w:lvl>
+    <w:lvl w:ilvl="6" w:tplc="04090001" w:tentative="1">
+      <w:start w:val="1"/>
+      <w:numFmt w:val="bullet"/>
+      <w:lvlText w:val=""/>
+      <w:lvlJc w:val="left"/>
+      <w:pPr>
+        <w:ind w:left="4680" w:hanging="360"/>
+      </w:pPr>
+      <w:rPr>
+        <w:rFonts w:ascii="Symbol" w:hAnsi="Symbol" w:hint="default"/>
+      </w:rPr>
+    </w:lvl>
+    <w:lvl w:ilvl="7" w:tplc="04090003" w:tentative="1">
+      <w:start w:val="1"/>
+      <w:numFmt w:val="bullet"/>
+      <w:lvlText w:val="o"/>
+      <w:lvlJc w:val="left"/>
+      <w:pPr>
+        <w:ind w:left="5400" w:hanging="360"/>
+      </w:pPr>
+      <w:rPr>
+        <w:rFonts w:ascii="Courier New" w:hAnsi="Courier New" w:cs="Courier New" w:hint="default"/>
+      </w:rPr>
+    </w:lvl>
+    <w:lvl w:ilvl="8" w:tplc="04090005" w:tentative="1">
+      <w:start w:val="1"/>
+      <w:numFmt w:val="bullet"/>
+      <w:lvlText w:val=""/>
+      <w:lvlJc w:val="left"/>
+      <w:pPr>
+        <w:ind w:left="6120" w:hanging="360"/>
+      </w:pPr>
+      <w:rPr>
+        <w:rFonts w:ascii="Wingdings" w:hAnsi="Wingdings" w:hint="default"/>
+      </w:rPr>
+    </w:lvl>
+  </w:abstractNum>
+  <w:abstractNum w:abstractNumId="9">
+    <w:nsid w:val="537D2885"/>
+    <w:multiLevelType w:val="hybridMultilevel"/>
+    <w:tmpl w:val="7BDC26CA"/>
+    <w:lvl w:ilvl="0" w:tplc="0409000B">
+      <w:start w:val="1"/>
+      <w:numFmt w:val="bullet"/>
+      <w:lvlText w:val=""/>
+      <w:lvlJc w:val="left"/>
+      <w:pPr>
+        <w:ind w:left="360" w:hanging="360"/>
+      </w:pPr>
+      <w:rPr>
+        <w:rFonts w:ascii="Wingdings" w:hAnsi="Wingdings" w:hint="default"/>
+      </w:rPr>
+    </w:lvl>
+    <w:lvl w:ilvl="1" w:tplc="04090003" w:tentative="1">
+      <w:start w:val="1"/>
+      <w:numFmt w:val="bullet"/>
+      <w:lvlText w:val="o"/>
+      <w:lvlJc w:val="left"/>
+      <w:pPr>
+        <w:ind w:left="1080" w:hanging="360"/>
+      </w:pPr>
+      <w:rPr>
+        <w:rFonts w:ascii="Courier New" w:hAnsi="Courier New" w:cs="Courier New" w:hint="default"/>
+      </w:rPr>
+    </w:lvl>
+    <w:lvl w:ilvl="2" w:tplc="04090005" w:tentative="1">
+      <w:start w:val="1"/>
+      <w:numFmt w:val="bullet"/>
+      <w:lvlText w:val=""/>
+      <w:lvlJc w:val="left"/>
+      <w:pPr>
+        <w:ind w:left="1800" w:hanging="360"/>
+      </w:pPr>
+      <w:rPr>
+        <w:rFonts w:ascii="Wingdings" w:hAnsi="Wingdings" w:hint="default"/>
+      </w:rPr>
+    </w:lvl>
+    <w:lvl w:ilvl="3" w:tplc="04090001" w:tentative="1">
+      <w:start w:val="1"/>
+      <w:numFmt w:val="bullet"/>
+      <w:lvlText w:val=""/>
+      <w:lvlJc w:val="left"/>
+      <w:pPr>
+        <w:ind w:left="2520" w:hanging="360"/>
+      </w:pPr>
+      <w:rPr>
+        <w:rFonts w:ascii="Symbol" w:hAnsi="Symbol" w:hint="default"/>
+      </w:rPr>
+    </w:lvl>
+    <w:lvl w:ilvl="4" w:tplc="04090003" w:tentative="1">
+      <w:start w:val="1"/>
+      <w:numFmt w:val="bullet"/>
+      <w:lvlText w:val="o"/>
+      <w:lvlJc w:val="left"/>
+      <w:pPr>
+        <w:ind w:left="3240" w:hanging="360"/>
+      </w:pPr>
+      <w:rPr>
+        <w:rFonts w:ascii="Courier New" w:hAnsi="Courier New" w:cs="Courier New" w:hint="default"/>
+      </w:rPr>
+    </w:lvl>
+    <w:lvl w:ilvl="5" w:tplc="04090005" w:tentative="1">
+      <w:start w:val="1"/>
+      <w:numFmt w:val="bullet"/>
+      <w:lvlText w:val=""/>
+      <w:lvlJc w:val="left"/>
+      <w:pPr>
+        <w:ind w:left="3960" w:hanging="360"/>
+      </w:pPr>
+      <w:rPr>
+        <w:rFonts w:ascii="Wingdings" w:hAnsi="Wingdings" w:hint="default"/>
+      </w:rPr>
+    </w:lvl>
+    <w:lvl w:ilvl="6" w:tplc="04090001" w:tentative="1">
+      <w:start w:val="1"/>
+      <w:numFmt w:val="bullet"/>
+      <w:lvlText w:val=""/>
+      <w:lvlJc w:val="left"/>
+      <w:pPr>
+        <w:ind w:left="4680" w:hanging="360"/>
+      </w:pPr>
+      <w:rPr>
+        <w:rFonts w:ascii="Symbol" w:hAnsi="Symbol" w:hint="default"/>
+      </w:rPr>
+    </w:lvl>
+    <w:lvl w:ilvl="7" w:tplc="04090003" w:tentative="1">
+      <w:start w:val="1"/>
+      <w:numFmt w:val="bullet"/>
+      <w:lvlText w:val="o"/>
+      <w:lvlJc w:val="left"/>
+      <w:pPr>
+        <w:ind w:left="5400" w:hanging="360"/>
+      </w:pPr>
+      <w:rPr>
+        <w:rFonts w:ascii="Courier New" w:hAnsi="Courier New" w:cs="Courier New" w:hint="default"/>
+      </w:rPr>
+    </w:lvl>
+    <w:lvl w:ilvl="8" w:tplc="04090005" w:tentative="1">
+      <w:start w:val="1"/>
+      <w:numFmt w:val="bullet"/>
+      <w:lvlText w:val=""/>
+      <w:lvlJc w:val="left"/>
+      <w:pPr>
+        <w:ind w:left="6120" w:hanging="360"/>
+      </w:pPr>
+      <w:rPr>
+        <w:rFonts w:ascii="Wingdings" w:hAnsi="Wingdings" w:hint="default"/>
+      </w:rPr>
+    </w:lvl>
+  </w:abstractNum>
+  <w:abstractNum w:abstractNumId="10">
     <w:nsid w:val="69B75938"/>
     <w:multiLevelType w:val="hybridMultilevel"/>
     <w:tmpl w:val="2444C394"/>
@@ -4545,22 +6969,37 @@
     </w:lvl>
   </w:abstractNum>
   <w:num w:numId="1">
-    <w:abstractNumId w:val="1"/>
+    <w:abstractNumId w:val="4"/>
   </w:num>
   <w:num w:numId="2">
-    <w:abstractNumId w:val="4"/>
+    <w:abstractNumId w:val="7"/>
   </w:num>
   <w:num w:numId="3">
+    <w:abstractNumId w:val="10"/>
+  </w:num>
+  <w:num w:numId="4">
     <w:abstractNumId w:val="5"/>
   </w:num>
-  <w:num w:numId="4">
-    <w:abstractNumId w:val="2"/>
-  </w:num>
   <w:num w:numId="5">
-    <w:abstractNumId w:val="3"/>
+    <w:abstractNumId w:val="6"/>
   </w:num>
   <w:num w:numId="6">
     <w:abstractNumId w:val="0"/>
+  </w:num>
+  <w:num w:numId="7">
+    <w:abstractNumId w:val="2"/>
+  </w:num>
+  <w:num w:numId="8">
+    <w:abstractNumId w:val="1"/>
+  </w:num>
+  <w:num w:numId="9">
+    <w:abstractNumId w:val="8"/>
+  </w:num>
+  <w:num w:numId="10">
+    <w:abstractNumId w:val="9"/>
+  </w:num>
+  <w:num w:numId="11">
+    <w:abstractNumId w:val="3"/>
   </w:num>
   <w:numIdMacAtCleanup w:val="6"/>
 </w:numbering>
